--- a/FYP Report.docx
+++ b/FYP Report.docx
@@ -255,24 +255,427 @@
         <w:br w:type="page"/>
       </w:r>
     </w:p>
+    <w:sdt>
+      <w:sdtPr>
+        <w:id w:val="614799752"/>
+        <w:docPartObj>
+          <w:docPartGallery w:val="Table of Contents"/>
+          <w:docPartUnique/>
+        </w:docPartObj>
+      </w:sdtPr>
+      <w:sdtEndPr>
+        <w:rPr>
+          <w:rFonts w:asciiTheme="minorHAnsi" w:eastAsiaTheme="minorEastAsia" w:hAnsiTheme="minorHAnsi" w:cs="Times New Roman"/>
+          <w:color w:val="auto"/>
+          <w:sz w:val="22"/>
+          <w:szCs w:val="22"/>
+        </w:rPr>
+      </w:sdtEndPr>
+      <w:sdtContent>
+        <w:p>
+          <w:pPr>
+            <w:pStyle w:val="TOCHeading"/>
+            <w:jc w:val="center"/>
+            <w:rPr>
+              <w:rFonts w:ascii="Tahoma" w:hAnsi="Tahoma" w:cs="Tahoma"/>
+              <w:b/>
+              <w:bCs/>
+              <w:color w:val="auto"/>
+              <w:sz w:val="24"/>
+              <w:szCs w:val="24"/>
+            </w:rPr>
+          </w:pPr>
+          <w:r>
+            <w:rPr>
+              <w:rFonts w:ascii="Tahoma" w:hAnsi="Tahoma" w:cs="Tahoma"/>
+              <w:b/>
+              <w:bCs/>
+              <w:color w:val="auto"/>
+              <w:sz w:val="24"/>
+              <w:szCs w:val="24"/>
+            </w:rPr>
+            <w:t>Table of Contents</w:t>
+          </w:r>
+        </w:p>
+        <w:p>
+          <w:pPr>
+            <w:pStyle w:val="TOC1"/>
+          </w:pPr>
+          <w:r>
+            <w:rPr>
+              <w:b/>
+              <w:bCs/>
+            </w:rPr>
+            <w:t>Abstract</w:t>
+          </w:r>
+          <w:r>
+            <w:ptab w:relativeTo="margin" w:alignment="right" w:leader="dot"/>
+          </w:r>
+          <w:r>
+            <w:rPr>
+              <w:b/>
+              <w:bCs/>
+            </w:rPr>
+            <w:t>1</w:t>
+          </w:r>
+        </w:p>
+        <w:p>
+          <w:pPr>
+            <w:pStyle w:val="TOC2"/>
+            <w:ind w:left="216"/>
+          </w:pPr>
+          <w:sdt>
+            <w:sdtPr>
+              <w:id w:val="1667506712"/>
+              <w:placeholder>
+                <w:docPart w:val="12143E06894C4899A4CB81E84CE6BCF0"/>
+              </w:placeholder>
+              <w:temporary/>
+              <w:showingPlcHdr/>
+            </w:sdtPr>
+            <w:sdtContent>
+              <w:r>
+                <w:t>Type chapter title (level 2)</w:t>
+              </w:r>
+            </w:sdtContent>
+          </w:sdt>
+          <w:r>
+            <w:ptab w:relativeTo="margin" w:alignment="right" w:leader="dot"/>
+          </w:r>
+          <w:r>
+            <w:t>2</w:t>
+          </w:r>
+        </w:p>
+        <w:p>
+          <w:pPr>
+            <w:pStyle w:val="TOC2"/>
+            <w:ind w:left="0"/>
+          </w:pPr>
+          <w:r>
+            <w:rPr>
+              <w:b/>
+              <w:bCs/>
+            </w:rPr>
+            <w:t>Introduction</w:t>
+          </w:r>
+          <w:r>
+            <w:ptab w:relativeTo="margin" w:alignment="right" w:leader="dot"/>
+          </w:r>
+          <w:r>
+            <w:rPr>
+              <w:b/>
+              <w:bCs/>
+            </w:rPr>
+            <w:t>4</w:t>
+          </w:r>
+        </w:p>
+        <w:p>
+          <w:pPr>
+            <w:pStyle w:val="TOC2"/>
+            <w:ind w:left="216"/>
+          </w:pPr>
+          <w:sdt>
+            <w:sdtPr>
+              <w:id w:val="93059040"/>
+              <w:placeholder>
+                <w:docPart w:val="12143E06894C4899A4CB81E84CE6BCF0"/>
+              </w:placeholder>
+              <w:temporary/>
+              <w:showingPlcHdr/>
+            </w:sdtPr>
+            <w:sdtContent>
+              <w:r>
+                <w:t>Type chapter title (level 2)</w:t>
+              </w:r>
+            </w:sdtContent>
+          </w:sdt>
+          <w:r>
+            <w:ptab w:relativeTo="margin" w:alignment="right" w:leader="dot"/>
+          </w:r>
+          <w:r>
+            <w:t>5</w:t>
+          </w:r>
+        </w:p>
+        <w:p>
+          <w:pPr>
+            <w:pStyle w:val="TOC3"/>
+            <w:ind w:left="446"/>
+          </w:pPr>
+          <w:sdt>
+            <w:sdtPr>
+              <w:id w:val="93059044"/>
+              <w:placeholder>
+                <w:docPart w:val="814B37EBD50C4B78BF9134C016026C3D"/>
+              </w:placeholder>
+              <w:temporary/>
+              <w:showingPlcHdr/>
+            </w:sdtPr>
+            <w:sdtContent>
+              <w:r>
+                <w:t>Type chapter title (level 3)</w:t>
+              </w:r>
+            </w:sdtContent>
+          </w:sdt>
+          <w:r>
+            <w:ptab w:relativeTo="margin" w:alignment="right" w:leader="dot"/>
+          </w:r>
+          <w:r>
+            <w:t>6</w:t>
+          </w:r>
+        </w:p>
+        <w:p>
+          <w:pPr>
+            <w:pStyle w:val="TOC1"/>
+          </w:pPr>
+          <w:r>
+            <w:rPr>
+              <w:b/>
+              <w:bCs/>
+            </w:rPr>
+            <w:t>Background</w:t>
+          </w:r>
+          <w:r>
+            <w:ptab w:relativeTo="margin" w:alignment="right" w:leader="dot"/>
+          </w:r>
+          <w:r>
+            <w:rPr>
+              <w:b/>
+              <w:bCs/>
+            </w:rPr>
+            <w:t>4</w:t>
+          </w:r>
+        </w:p>
+        <w:p>
+          <w:pPr>
+            <w:pStyle w:val="TOC2"/>
+            <w:ind w:left="216"/>
+          </w:pPr>
+          <w:sdt>
+            <w:sdtPr>
+              <w:id w:val="-125247784"/>
+              <w:placeholder>
+                <w:docPart w:val="87804D520EAE4848AF64BF6411C204E4"/>
+              </w:placeholder>
+              <w:temporary/>
+              <w:showingPlcHdr/>
+            </w:sdtPr>
+            <w:sdtContent>
+              <w:r>
+                <w:t>Type chapter title (level 2)</w:t>
+              </w:r>
+            </w:sdtContent>
+          </w:sdt>
+          <w:r>
+            <w:ptab w:relativeTo="margin" w:alignment="right" w:leader="dot"/>
+          </w:r>
+          <w:r>
+            <w:t>5</w:t>
+          </w:r>
+        </w:p>
+        <w:p>
+          <w:pPr>
+            <w:pStyle w:val="TOC1"/>
+          </w:pPr>
+          <w:r>
+            <w:rPr>
+              <w:b/>
+              <w:bCs/>
+            </w:rPr>
+            <w:t>Implementation</w:t>
+          </w:r>
+          <w:r>
+            <w:ptab w:relativeTo="margin" w:alignment="right" w:leader="dot"/>
+          </w:r>
+          <w:r>
+            <w:rPr>
+              <w:b/>
+              <w:bCs/>
+            </w:rPr>
+            <w:t>4</w:t>
+          </w:r>
+        </w:p>
+        <w:p>
+          <w:pPr>
+            <w:pStyle w:val="TOC2"/>
+            <w:ind w:left="216"/>
+          </w:pPr>
+          <w:sdt>
+            <w:sdtPr>
+              <w:id w:val="1949047863"/>
+              <w:placeholder>
+                <w:docPart w:val="6F6754786F4C49E9B9C10766680B37E3"/>
+              </w:placeholder>
+              <w:temporary/>
+              <w:showingPlcHdr/>
+            </w:sdtPr>
+            <w:sdtContent>
+              <w:r>
+                <w:t>Type chapter title (level 2)</w:t>
+              </w:r>
+            </w:sdtContent>
+          </w:sdt>
+          <w:r>
+            <w:ptab w:relativeTo="margin" w:alignment="right" w:leader="dot"/>
+          </w:r>
+          <w:r>
+            <w:t>5</w:t>
+          </w:r>
+        </w:p>
+        <w:p>
+          <w:pPr>
+            <w:pStyle w:val="TOC1"/>
+          </w:pPr>
+          <w:r>
+            <w:rPr>
+              <w:b/>
+              <w:bCs/>
+            </w:rPr>
+            <w:t>Evaluation</w:t>
+          </w:r>
+          <w:r>
+            <w:ptab w:relativeTo="margin" w:alignment="right" w:leader="dot"/>
+          </w:r>
+          <w:r>
+            <w:rPr>
+              <w:b/>
+              <w:bCs/>
+            </w:rPr>
+            <w:t>4</w:t>
+          </w:r>
+        </w:p>
+        <w:p>
+          <w:pPr>
+            <w:pStyle w:val="TOC2"/>
+            <w:ind w:left="216"/>
+          </w:pPr>
+          <w:sdt>
+            <w:sdtPr>
+              <w:id w:val="454679482"/>
+              <w:placeholder>
+                <w:docPart w:val="FAAB67AA407C45368587EB9A3F544156"/>
+              </w:placeholder>
+              <w:temporary/>
+              <w:showingPlcHdr/>
+            </w:sdtPr>
+            <w:sdtContent>
+              <w:r>
+                <w:t>Type chapter title (level 2)</w:t>
+              </w:r>
+            </w:sdtContent>
+          </w:sdt>
+          <w:r>
+            <w:ptab w:relativeTo="margin" w:alignment="right" w:leader="dot"/>
+          </w:r>
+          <w:r>
+            <w:t>5</w:t>
+          </w:r>
+        </w:p>
+        <w:p>
+          <w:pPr>
+            <w:pStyle w:val="TOC1"/>
+          </w:pPr>
+          <w:r>
+            <w:rPr>
+              <w:b/>
+              <w:bCs/>
+            </w:rPr>
+            <w:t>Improvements</w:t>
+          </w:r>
+          <w:r>
+            <w:ptab w:relativeTo="margin" w:alignment="right" w:leader="dot"/>
+          </w:r>
+          <w:r>
+            <w:rPr>
+              <w:b/>
+              <w:bCs/>
+            </w:rPr>
+            <w:t>4</w:t>
+          </w:r>
+        </w:p>
+        <w:p>
+          <w:pPr>
+            <w:pStyle w:val="TOC2"/>
+            <w:ind w:left="216"/>
+          </w:pPr>
+          <w:sdt>
+            <w:sdtPr>
+              <w:id w:val="-1987774688"/>
+              <w:placeholder>
+                <w:docPart w:val="E5C0AAFEC028498D9204089B9F7EA0E8"/>
+              </w:placeholder>
+              <w:temporary/>
+              <w:showingPlcHdr/>
+            </w:sdtPr>
+            <w:sdtContent>
+              <w:r>
+                <w:t>Type chapter title (level 2)</w:t>
+              </w:r>
+            </w:sdtContent>
+          </w:sdt>
+          <w:r>
+            <w:ptab w:relativeTo="margin" w:alignment="right" w:leader="dot"/>
+          </w:r>
+          <w:r>
+            <w:t>5</w:t>
+          </w:r>
+        </w:p>
+        <w:p>
+          <w:pPr>
+            <w:pStyle w:val="TOC1"/>
+          </w:pPr>
+          <w:r>
+            <w:rPr>
+              <w:b/>
+              <w:bCs/>
+            </w:rPr>
+            <w:t>Results</w:t>
+          </w:r>
+          <w:r>
+            <w:ptab w:relativeTo="margin" w:alignment="right" w:leader="dot"/>
+          </w:r>
+          <w:r>
+            <w:rPr>
+              <w:b/>
+              <w:bCs/>
+            </w:rPr>
+            <w:t>4</w:t>
+          </w:r>
+        </w:p>
+        <w:p>
+          <w:pPr>
+            <w:pStyle w:val="TOC2"/>
+            <w:ind w:left="216"/>
+          </w:pPr>
+          <w:sdt>
+            <w:sdtPr>
+              <w:id w:val="-1490558035"/>
+              <w:placeholder>
+                <w:docPart w:val="59AB959962534757A18087663D485331"/>
+              </w:placeholder>
+              <w:temporary/>
+              <w:showingPlcHdr/>
+            </w:sdtPr>
+            <w:sdtContent>
+              <w:r>
+                <w:t>Type chapter title (level 2)</w:t>
+              </w:r>
+            </w:sdtContent>
+          </w:sdt>
+          <w:r>
+            <w:ptab w:relativeTo="margin" w:alignment="right" w:leader="dot"/>
+          </w:r>
+          <w:r>
+            <w:t>5</w:t>
+          </w:r>
+        </w:p>
+      </w:sdtContent>
+    </w:sdt>
     <w:p>
       <w:pPr>
         <w:spacing w:line="360" w:lineRule="auto"/>
         <w:jc w:val="center"/>
         <w:rPr>
           <w:rFonts w:ascii="Tahoma" w:hAnsi="Tahoma" w:cs="Tahoma"/>
-          <w:sz w:val="24"/>
-          <w:szCs w:val="24"/>
-          <w:lang w:val="en-US"/>
-        </w:rPr>
-      </w:pPr>
-    </w:p>
-    <w:p>
-      <w:pPr>
-        <w:spacing w:line="360" w:lineRule="auto"/>
-        <w:jc w:val="center"/>
-        <w:rPr>
-          <w:rFonts w:ascii="Tahoma" w:hAnsi="Tahoma" w:cs="Tahoma"/>
           <w:b/>
           <w:bCs/>
           <w:sz w:val="24"/>
@@ -280,17 +683,6 @@
           <w:lang w:val="en-US"/>
         </w:rPr>
       </w:pPr>
-      <w:r>
-        <w:rPr>
-          <w:rFonts w:ascii="Tahoma" w:hAnsi="Tahoma" w:cs="Tahoma"/>
-          <w:b/>
-          <w:bCs/>
-          <w:sz w:val="24"/>
-          <w:szCs w:val="24"/>
-          <w:lang w:val="en-US"/>
-        </w:rPr>
-        <w:t>Table of Contents</w:t>
-      </w:r>
     </w:p>
     <w:p>
       <w:pPr>
@@ -389,13 +781,29 @@
         <w:spacing w:line="360" w:lineRule="auto"/>
         <w:rPr>
           <w:rFonts w:ascii="Tahoma" w:hAnsi="Tahoma" w:cs="Tahoma"/>
-          <w:b/>
-          <w:bCs/>
-          <w:sz w:val="24"/>
-          <w:szCs w:val="24"/>
-          <w:lang w:val="en-US"/>
-        </w:rPr>
-      </w:pPr>
+          <w:sz w:val="24"/>
+          <w:szCs w:val="24"/>
+          <w:lang w:val="en-US"/>
+        </w:rPr>
+      </w:pPr>
+      <w:r>
+        <w:rPr>
+          <w:rFonts w:ascii="Tahoma" w:hAnsi="Tahoma" w:cs="Tahoma"/>
+          <w:sz w:val="24"/>
+          <w:szCs w:val="24"/>
+          <w:lang w:val="en-US"/>
+        </w:rPr>
+        <w:t>Explain what contact maps are, and how they can be used to determine protein shapes for medicine</w:t>
+      </w:r>
+      <w:r>
+        <w:rPr>
+          <w:rFonts w:ascii="Tahoma" w:hAnsi="Tahoma" w:cs="Tahoma"/>
+          <w:sz w:val="24"/>
+          <w:szCs w:val="24"/>
+          <w:lang w:val="en-US"/>
+        </w:rPr>
+        <w:t>, and how long-range contacts are notoriously hard to predict, but are important for protein shapes. Introduce ProtTrans and how they use LLMs to produce per-residue and per-protein encodings. Explain the goals of the project.</w:t>
+      </w:r>
     </w:p>
     <w:p>
       <w:pPr>
@@ -425,6 +833,35 @@
     <w:p>
       <w:pPr>
         <w:spacing w:line="360" w:lineRule="auto"/>
+        <w:rPr>
+          <w:rFonts w:ascii="Tahoma" w:hAnsi="Tahoma" w:cs="Tahoma"/>
+          <w:sz w:val="24"/>
+          <w:szCs w:val="24"/>
+          <w:lang w:val="en-US"/>
+        </w:rPr>
+      </w:pPr>
+      <w:r>
+        <w:rPr>
+          <w:rFonts w:ascii="Tahoma" w:hAnsi="Tahoma" w:cs="Tahoma"/>
+          <w:sz w:val="24"/>
+          <w:szCs w:val="24"/>
+          <w:lang w:val="en-US"/>
+        </w:rPr>
+        <w:t>Discuss papers analyzed for the project, and protein contact-map prediction</w:t>
+      </w:r>
+      <w:r>
+        <w:rPr>
+          <w:rFonts w:ascii="Tahoma" w:hAnsi="Tahoma" w:cs="Tahoma"/>
+          <w:sz w:val="24"/>
+          <w:szCs w:val="24"/>
+          <w:lang w:val="en-US"/>
+        </w:rPr>
+        <w:t>. Explain Neural networks, how they work, and what they are best at</w:t>
+      </w:r>
+    </w:p>
+    <w:p>
+      <w:pPr>
+        <w:spacing w:line="360" w:lineRule="auto"/>
         <w:jc w:val="center"/>
         <w:rPr>
           <w:rFonts w:ascii="Tahoma" w:hAnsi="Tahoma" w:cs="Tahoma"/>
@@ -450,11 +887,8 @@
     <w:p>
       <w:pPr>
         <w:spacing w:line="360" w:lineRule="auto"/>
-        <w:jc w:val="center"/>
-        <w:rPr>
-          <w:rFonts w:ascii="Tahoma" w:hAnsi="Tahoma" w:cs="Tahoma"/>
-          <w:b/>
-          <w:bCs/>
+        <w:rPr>
+          <w:rFonts w:ascii="Tahoma" w:hAnsi="Tahoma" w:cs="Tahoma"/>
           <w:sz w:val="24"/>
           <w:szCs w:val="24"/>
           <w:lang w:val="en-US"/>
@@ -463,13 +897,31 @@
       <w:r>
         <w:rPr>
           <w:rFonts w:ascii="Tahoma" w:hAnsi="Tahoma" w:cs="Tahoma"/>
-          <w:b/>
-          <w:bCs/>
-          <w:sz w:val="24"/>
-          <w:szCs w:val="24"/>
-          <w:lang w:val="en-US"/>
-        </w:rPr>
-        <w:t>Evaluation</w:t>
+          <w:sz w:val="24"/>
+          <w:szCs w:val="24"/>
+          <w:lang w:val="en-US"/>
+        </w:rPr>
+        <w:t xml:space="preserve">Explain what I did in the code, and why I chose to do things the way I did. I.E: Store protein residues and target tensors on disk, read them in and convert to a </w:t>
+      </w:r>
+      <w:proofErr w:type="spellStart"/>
+      <w:r>
+        <w:rPr>
+          <w:rFonts w:ascii="Tahoma" w:hAnsi="Tahoma" w:cs="Tahoma"/>
+          <w:sz w:val="24"/>
+          <w:szCs w:val="24"/>
+          <w:lang w:val="en-US"/>
+        </w:rPr>
+        <w:t>BxDxLxW</w:t>
+      </w:r>
+      <w:proofErr w:type="spellEnd"/>
+      <w:r>
+        <w:rPr>
+          <w:rFonts w:ascii="Tahoma" w:hAnsi="Tahoma" w:cs="Tahoma"/>
+          <w:sz w:val="24"/>
+          <w:szCs w:val="24"/>
+          <w:lang w:val="en-US"/>
+        </w:rPr>
+        <w:t xml:space="preserve"> tensor to feed into a CNN, why did I use CNNs over other forms of NN.</w:t>
       </w:r>
     </w:p>
     <w:p>
@@ -494,7 +946,38 @@
           <w:szCs w:val="24"/>
           <w:lang w:val="en-US"/>
         </w:rPr>
-        <w:t>Results</w:t>
+        <w:t>Evaluation</w:t>
+      </w:r>
+      <w:r>
+        <w:rPr>
+          <w:rFonts w:ascii="Tahoma" w:hAnsi="Tahoma" w:cs="Tahoma"/>
+          <w:b/>
+          <w:bCs/>
+          <w:sz w:val="24"/>
+          <w:szCs w:val="24"/>
+          <w:lang w:val="en-US"/>
+        </w:rPr>
+        <w:t xml:space="preserve"> &amp; Results</w:t>
+      </w:r>
+    </w:p>
+    <w:p>
+      <w:pPr>
+        <w:spacing w:line="360" w:lineRule="auto"/>
+        <w:rPr>
+          <w:rFonts w:ascii="Tahoma" w:hAnsi="Tahoma" w:cs="Tahoma"/>
+          <w:sz w:val="24"/>
+          <w:szCs w:val="24"/>
+          <w:lang w:val="en-US"/>
+        </w:rPr>
+      </w:pPr>
+      <w:r>
+        <w:rPr>
+          <w:rFonts w:ascii="Tahoma" w:hAnsi="Tahoma" w:cs="Tahoma"/>
+          <w:sz w:val="24"/>
+          <w:szCs w:val="24"/>
+          <w:lang w:val="en-US"/>
+        </w:rPr>
+        <w:t>Explain how the NNs performed with each form of residue encoding, and the implications of those results</w:t>
       </w:r>
     </w:p>
     <w:p>
@@ -525,6 +1008,36 @@
     <w:p>
       <w:pPr>
         <w:spacing w:line="360" w:lineRule="auto"/>
+        <w:rPr>
+          <w:rFonts w:ascii="Tahoma" w:hAnsi="Tahoma" w:cs="Tahoma"/>
+          <w:sz w:val="24"/>
+          <w:szCs w:val="24"/>
+          <w:lang w:val="en-US"/>
+        </w:rPr>
+      </w:pPr>
+      <w:r>
+        <w:rPr>
+          <w:rFonts w:ascii="Tahoma" w:hAnsi="Tahoma" w:cs="Tahoma"/>
+          <w:sz w:val="24"/>
+          <w:szCs w:val="24"/>
+          <w:lang w:val="en-US"/>
+        </w:rPr>
+        <w:lastRenderedPageBreak/>
+        <w:t xml:space="preserve">Explain what could be done to improve the results of the CNNs, as well as </w:t>
+      </w:r>
+      <w:r>
+        <w:rPr>
+          <w:rFonts w:ascii="Tahoma" w:hAnsi="Tahoma" w:cs="Tahoma"/>
+          <w:sz w:val="24"/>
+          <w:szCs w:val="24"/>
+          <w:lang w:val="en-US"/>
+        </w:rPr>
+        <w:t>techniques that can take a contact map as an input to create a more accurate form of protein-shape prediction</w:t>
+      </w:r>
+    </w:p>
+    <w:p>
+      <w:pPr>
+        <w:spacing w:line="360" w:lineRule="auto"/>
         <w:jc w:val="center"/>
         <w:rPr>
           <w:rFonts w:ascii="Tahoma" w:hAnsi="Tahoma" w:cs="Tahoma"/>
@@ -545,6 +1058,26 @@
           <w:lang w:val="en-US"/>
         </w:rPr>
         <w:t>Conclusion</w:t>
+      </w:r>
+    </w:p>
+    <w:p>
+      <w:pPr>
+        <w:spacing w:line="360" w:lineRule="auto"/>
+        <w:rPr>
+          <w:rFonts w:ascii="Tahoma" w:hAnsi="Tahoma" w:cs="Tahoma"/>
+          <w:sz w:val="24"/>
+          <w:szCs w:val="24"/>
+          <w:lang w:val="en-US"/>
+        </w:rPr>
+      </w:pPr>
+      <w:r>
+        <w:rPr>
+          <w:rFonts w:ascii="Tahoma" w:hAnsi="Tahoma" w:cs="Tahoma"/>
+          <w:sz w:val="24"/>
+          <w:szCs w:val="24"/>
+          <w:lang w:val="en-US"/>
+        </w:rPr>
+        <w:t>Re-state results and improvements, draw final conclusion</w:t>
       </w:r>
     </w:p>
     <w:sectPr>
@@ -1282,7 +1815,6 @@
   <w:style w:type="character" w:default="1" w:styleId="DefaultParagraphFont">
     <w:name w:val="Default Paragraph Font"/>
     <w:uiPriority w:val="1"/>
-    <w:semiHidden/>
     <w:unhideWhenUsed/>
   </w:style>
   <w:style w:type="table" w:default="1" w:styleId="TableNormal">
@@ -1660,7 +2192,814 @@
       <w14:ligatures w14:val="none"/>
     </w:rPr>
   </w:style>
+  <w:style w:type="paragraph" w:styleId="TOC2">
+    <w:name w:val="toc 2"/>
+    <w:basedOn w:val="Normal"/>
+    <w:next w:val="Normal"/>
+    <w:autoRedefine/>
+    <w:uiPriority w:val="39"/>
+    <w:unhideWhenUsed/>
+    <w:rsid w:val="00890189"/>
+    <w:pPr>
+      <w:spacing w:after="100"/>
+      <w:ind w:left="220"/>
+    </w:pPr>
+    <w:rPr>
+      <w:rFonts w:eastAsiaTheme="minorEastAsia" w:cs="Times New Roman"/>
+      <w:kern w:val="0"/>
+      <w:lang w:val="en-US"/>
+      <w14:ligatures w14:val="none"/>
+    </w:rPr>
+  </w:style>
+  <w:style w:type="paragraph" w:styleId="TOC1">
+    <w:name w:val="toc 1"/>
+    <w:basedOn w:val="Normal"/>
+    <w:next w:val="Normal"/>
+    <w:autoRedefine/>
+    <w:uiPriority w:val="39"/>
+    <w:unhideWhenUsed/>
+    <w:rsid w:val="00890189"/>
+    <w:pPr>
+      <w:spacing w:after="100"/>
+    </w:pPr>
+    <w:rPr>
+      <w:rFonts w:eastAsiaTheme="minorEastAsia" w:cs="Times New Roman"/>
+      <w:kern w:val="0"/>
+      <w:lang w:val="en-US"/>
+      <w14:ligatures w14:val="none"/>
+    </w:rPr>
+  </w:style>
+  <w:style w:type="paragraph" w:styleId="TOC3">
+    <w:name w:val="toc 3"/>
+    <w:basedOn w:val="Normal"/>
+    <w:next w:val="Normal"/>
+    <w:autoRedefine/>
+    <w:uiPriority w:val="39"/>
+    <w:unhideWhenUsed/>
+    <w:rsid w:val="00890189"/>
+    <w:pPr>
+      <w:spacing w:after="100"/>
+      <w:ind w:left="440"/>
+    </w:pPr>
+    <w:rPr>
+      <w:rFonts w:eastAsiaTheme="minorEastAsia" w:cs="Times New Roman"/>
+      <w:kern w:val="0"/>
+      <w:lang w:val="en-US"/>
+      <w14:ligatures w14:val="none"/>
+    </w:rPr>
+  </w:style>
 </w:styles>
+</file>
+
+<file path=word/glossary/document.xml><?xml version="1.0" encoding="utf-8"?>
+<w:glossaryDocument xmlns:wpc="http://schemas.microsoft.com/office/word/2010/wordprocessingCanvas" xmlns:cx="http://schemas.microsoft.com/office/drawing/2014/chartex" xmlns:cx1="http://schemas.microsoft.com/office/drawing/2015/9/8/chartex" xmlns:cx2="http://schemas.microsoft.com/office/drawing/2015/10/21/chartex" xmlns:cx3="http://schemas.microsoft.com/office/drawing/2016/5/9/chartex" xmlns:cx4="http://schemas.microsoft.com/office/drawing/2016/5/10/chartex" xmlns:cx5="http://schemas.microsoft.com/office/drawing/2016/5/11/chartex" xmlns:cx6="http://schemas.microsoft.com/office/drawing/2016/5/12/chartex" xmlns:cx7="http://schemas.microsoft.com/office/drawing/2016/5/13/chartex" xmlns:cx8="http://schemas.microsoft.com/office/drawing/2016/5/14/chartex" xmlns:mc="http://schemas.openxmlformats.org/markup-compatibility/2006" xmlns:aink="http://schemas.microsoft.com/office/drawing/2016/ink" xmlns:am3d="http://schemas.microsoft.com/office/drawing/2017/model3d" xmlns:o="urn:schemas-microsoft-com:office:office" xmlns:oel="http://schemas.microsoft.com/office/2019/extlst" xmlns:r="http://schemas.openxmlformats.org/officeDocument/2006/relationships" xmlns:m="http://schemas.openxmlformats.org/officeDocument/2006/math" xmlns:v="urn:schemas-microsoft-com:vml" xmlns:wp14="http://schemas.microsoft.com/office/word/2010/wordprocessingDrawing" xmlns:wp="http://schemas.openxmlformats.org/drawingml/2006/wordprocessingDrawing" xmlns:w10="urn:schemas-microsoft-com:office:word" xmlns:w="http://schemas.openxmlformats.org/wordprocessingml/2006/main" xmlns:w14="http://schemas.microsoft.com/office/word/2010/wordml" xmlns:w15="http://schemas.microsoft.com/office/word/2012/wordml" xmlns:w16cex="http://schemas.microsoft.com/office/word/2018/wordml/cex" xmlns:w16cid="http://schemas.microsoft.com/office/word/2016/wordml/cid" xmlns:w16="http://schemas.microsoft.com/office/word/2018/wordml" xmlns:w16du="http://schemas.microsoft.com/office/word/2023/wordml/word16du" xmlns:w16sdtdh="http://schemas.microsoft.com/office/word/2020/wordml/sdtdatahash" xmlns:w16sdtfl="http://schemas.microsoft.com/office/word/2024/wordml/sdtformatlock" xmlns:w16se="http://schemas.microsoft.com/office/word/2015/wordml/symex" xmlns:wpg="http://schemas.microsoft.com/office/word/2010/wordprocessingGroup" xmlns:wpi="http://schemas.microsoft.com/office/word/2010/wordprocessingInk" xmlns:wne="http://schemas.microsoft.com/office/word/2006/wordml" xmlns:wps="http://schemas.microsoft.com/office/word/2010/wordprocessingShape" mc:Ignorable="w14 w15 w16se w16cid w16 w16cex w16sdtdh w16sdtfl w16du wp14">
+  <w:docParts>
+    <w:docPart>
+      <w:docPartPr>
+        <w:name w:val="12143E06894C4899A4CB81E84CE6BCF0"/>
+        <w:category>
+          <w:name w:val="General"/>
+          <w:gallery w:val="placeholder"/>
+        </w:category>
+        <w:types>
+          <w:type w:val="bbPlcHdr"/>
+        </w:types>
+        <w:behaviors>
+          <w:behavior w:val="content"/>
+        </w:behaviors>
+        <w:guid w:val="{C7B1DA2B-4594-49F3-A713-94476E79CE6B}"/>
+      </w:docPartPr>
+      <w:docPartBody>
+        <w:p>
+          <w:pPr>
+            <w:pStyle w:val="12143E06894C4899A4CB81E84CE6BCF0"/>
+          </w:pPr>
+          <w:r>
+            <w:t>Type chapter title (level 2)</w:t>
+          </w:r>
+        </w:p>
+      </w:docPartBody>
+    </w:docPart>
+    <w:docPart>
+      <w:docPartPr>
+        <w:name w:val="814B37EBD50C4B78BF9134C016026C3D"/>
+        <w:category>
+          <w:name w:val="General"/>
+          <w:gallery w:val="placeholder"/>
+        </w:category>
+        <w:types>
+          <w:type w:val="bbPlcHdr"/>
+        </w:types>
+        <w:behaviors>
+          <w:behavior w:val="content"/>
+        </w:behaviors>
+        <w:guid w:val="{56BA5CBE-6FA6-4720-A735-CE99027EDE96}"/>
+      </w:docPartPr>
+      <w:docPartBody>
+        <w:p>
+          <w:pPr>
+            <w:pStyle w:val="814B37EBD50C4B78BF9134C016026C3D"/>
+          </w:pPr>
+          <w:r>
+            <w:t>Type chapter title (level 3)</w:t>
+          </w:r>
+        </w:p>
+      </w:docPartBody>
+    </w:docPart>
+    <w:docPart>
+      <w:docPartPr>
+        <w:name w:val="87804D520EAE4848AF64BF6411C204E4"/>
+        <w:category>
+          <w:name w:val="General"/>
+          <w:gallery w:val="placeholder"/>
+        </w:category>
+        <w:types>
+          <w:type w:val="bbPlcHdr"/>
+        </w:types>
+        <w:behaviors>
+          <w:behavior w:val="content"/>
+        </w:behaviors>
+        <w:guid w:val="{173E0CFC-84A6-475F-AD37-D9A98E943A3D}"/>
+      </w:docPartPr>
+      <w:docPartBody>
+        <w:p>
+          <w:pPr>
+            <w:pStyle w:val="87804D520EAE4848AF64BF6411C204E4"/>
+          </w:pPr>
+          <w:r>
+            <w:t>Type chapter title (level 2)</w:t>
+          </w:r>
+        </w:p>
+      </w:docPartBody>
+    </w:docPart>
+    <w:docPart>
+      <w:docPartPr>
+        <w:name w:val="6F6754786F4C49E9B9C10766680B37E3"/>
+        <w:category>
+          <w:name w:val="General"/>
+          <w:gallery w:val="placeholder"/>
+        </w:category>
+        <w:types>
+          <w:type w:val="bbPlcHdr"/>
+        </w:types>
+        <w:behaviors>
+          <w:behavior w:val="content"/>
+        </w:behaviors>
+        <w:guid w:val="{33D44FBF-F746-43A5-87C8-936DDABE5734}"/>
+      </w:docPartPr>
+      <w:docPartBody>
+        <w:p>
+          <w:pPr>
+            <w:pStyle w:val="6F6754786F4C49E9B9C10766680B37E3"/>
+          </w:pPr>
+          <w:r>
+            <w:t>Type chapter title (level 2)</w:t>
+          </w:r>
+        </w:p>
+      </w:docPartBody>
+    </w:docPart>
+    <w:docPart>
+      <w:docPartPr>
+        <w:name w:val="FAAB67AA407C45368587EB9A3F544156"/>
+        <w:category>
+          <w:name w:val="General"/>
+          <w:gallery w:val="placeholder"/>
+        </w:category>
+        <w:types>
+          <w:type w:val="bbPlcHdr"/>
+        </w:types>
+        <w:behaviors>
+          <w:behavior w:val="content"/>
+        </w:behaviors>
+        <w:guid w:val="{A0291EDD-EF1C-4ABC-A4A8-D926DBFF48DA}"/>
+      </w:docPartPr>
+      <w:docPartBody>
+        <w:p>
+          <w:pPr>
+            <w:pStyle w:val="FAAB67AA407C45368587EB9A3F544156"/>
+          </w:pPr>
+          <w:r>
+            <w:t>Type chapter title (level 2)</w:t>
+          </w:r>
+        </w:p>
+      </w:docPartBody>
+    </w:docPart>
+    <w:docPart>
+      <w:docPartPr>
+        <w:name w:val="E5C0AAFEC028498D9204089B9F7EA0E8"/>
+        <w:category>
+          <w:name w:val="General"/>
+          <w:gallery w:val="placeholder"/>
+        </w:category>
+        <w:types>
+          <w:type w:val="bbPlcHdr"/>
+        </w:types>
+        <w:behaviors>
+          <w:behavior w:val="content"/>
+        </w:behaviors>
+        <w:guid w:val="{CB745F15-3D2F-462E-8870-E67102B90A89}"/>
+      </w:docPartPr>
+      <w:docPartBody>
+        <w:p>
+          <w:pPr>
+            <w:pStyle w:val="E5C0AAFEC028498D9204089B9F7EA0E8"/>
+          </w:pPr>
+          <w:r>
+            <w:t>Type chapter title (level 2)</w:t>
+          </w:r>
+        </w:p>
+      </w:docPartBody>
+    </w:docPart>
+    <w:docPart>
+      <w:docPartPr>
+        <w:name w:val="59AB959962534757A18087663D485331"/>
+        <w:category>
+          <w:name w:val="General"/>
+          <w:gallery w:val="placeholder"/>
+        </w:category>
+        <w:types>
+          <w:type w:val="bbPlcHdr"/>
+        </w:types>
+        <w:behaviors>
+          <w:behavior w:val="content"/>
+        </w:behaviors>
+        <w:guid w:val="{7A2537DC-8B90-4404-B1D5-FECC0465B6CF}"/>
+      </w:docPartPr>
+      <w:docPartBody>
+        <w:p>
+          <w:pPr>
+            <w:pStyle w:val="59AB959962534757A18087663D485331"/>
+          </w:pPr>
+          <w:r>
+            <w:t>Type chapter title (level 2)</w:t>
+          </w:r>
+        </w:p>
+      </w:docPartBody>
+    </w:docPart>
+  </w:docParts>
+</w:glossaryDocument>
+</file>
+
+<file path=word/glossary/fontTable.xml><?xml version="1.0" encoding="utf-8"?>
+<w:fonts xmlns:mc="http://schemas.openxmlformats.org/markup-compatibility/2006" xmlns:r="http://schemas.openxmlformats.org/officeDocument/2006/relationships" xmlns:w="http://schemas.openxmlformats.org/wordprocessingml/2006/main" xmlns:w14="http://schemas.microsoft.com/office/word/2010/wordml" xmlns:w15="http://schemas.microsoft.com/office/word/2012/wordml" xmlns:w16cex="http://schemas.microsoft.com/office/word/2018/wordml/cex" xmlns:w16cid="http://schemas.microsoft.com/office/word/2016/wordml/cid" xmlns:w16="http://schemas.microsoft.com/office/word/2018/wordml" xmlns:w16du="http://schemas.microsoft.com/office/word/2023/wordml/word16du" xmlns:w16sdtdh="http://schemas.microsoft.com/office/word/2020/wordml/sdtdatahash" xmlns:w16sdtfl="http://schemas.microsoft.com/office/word/2024/wordml/sdtformatlock" xmlns:w16se="http://schemas.microsoft.com/office/word/2015/wordml/symex" mc:Ignorable="w14 w15 w16se w16cid w16 w16cex w16sdtdh w16sdtfl w16du">
+  <w:font w:name="Aptos">
+    <w:charset w:val="00"/>
+    <w:family w:val="swiss"/>
+    <w:pitch w:val="variable"/>
+    <w:sig w:usb0="20000287" w:usb1="00000003" w:usb2="00000000" w:usb3="00000000" w:csb0="0000019F" w:csb1="00000000"/>
+  </w:font>
+  <w:font w:name="Times New Roman">
+    <w:panose1 w:val="02020603050405020304"/>
+    <w:charset w:val="00"/>
+    <w:family w:val="roman"/>
+    <w:pitch w:val="variable"/>
+    <w:sig w:usb0="E0002EFF" w:usb1="C000785B" w:usb2="00000009" w:usb3="00000000" w:csb0="000001FF" w:csb1="00000000"/>
+  </w:font>
+  <w:font w:name="Aptos Display">
+    <w:charset w:val="00"/>
+    <w:family w:val="swiss"/>
+    <w:pitch w:val="variable"/>
+    <w:sig w:usb0="20000287" w:usb1="00000003" w:usb2="00000000" w:usb3="00000000" w:csb0="0000019F" w:csb1="00000000"/>
+  </w:font>
+  <w:font w:name="Tahoma">
+    <w:panose1 w:val="020B0604030504040204"/>
+    <w:charset w:val="00"/>
+    <w:family w:val="swiss"/>
+    <w:pitch w:val="variable"/>
+    <w:sig w:usb0="E1002EFF" w:usb1="C000605B" w:usb2="00000029" w:usb3="00000000" w:csb0="000101FF" w:csb1="00000000"/>
+  </w:font>
+</w:fonts>
+</file>
+
+<file path=word/glossary/settings.xml><?xml version="1.0" encoding="utf-8"?>
+<w:settings xmlns:mc="http://schemas.openxmlformats.org/markup-compatibility/2006" xmlns:o="urn:schemas-microsoft-com:office:office" xmlns:r="http://schemas.openxmlformats.org/officeDocument/2006/relationships" xmlns:m="http://schemas.openxmlformats.org/officeDocument/2006/math" xmlns:v="urn:schemas-microsoft-com:vml" xmlns:w10="urn:schemas-microsoft-com:office:word" xmlns:w="http://schemas.openxmlformats.org/wordprocessingml/2006/main" xmlns:w14="http://schemas.microsoft.com/office/word/2010/wordml" xmlns:w15="http://schemas.microsoft.com/office/word/2012/wordml" xmlns:w16cex="http://schemas.microsoft.com/office/word/2018/wordml/cex" xmlns:w16cid="http://schemas.microsoft.com/office/word/2016/wordml/cid" xmlns:w16="http://schemas.microsoft.com/office/word/2018/wordml" xmlns:w16du="http://schemas.microsoft.com/office/word/2023/wordml/word16du" xmlns:w16sdtdh="http://schemas.microsoft.com/office/word/2020/wordml/sdtdatahash" xmlns:w16sdtfl="http://schemas.microsoft.com/office/word/2024/wordml/sdtformatlock" xmlns:w16se="http://schemas.microsoft.com/office/word/2015/wordml/symex" xmlns:sl="http://schemas.openxmlformats.org/schemaLibrary/2006/main" mc:Ignorable="w14 w15 w16se w16cid w16 w16cex w16sdtdh w16sdtfl w16du">
+  <w:view w:val="normal"/>
+  <w:defaultTabStop w:val="720"/>
+  <w:characterSpacingControl w:val="doNotCompress"/>
+  <w:compat>
+    <w:useFELayout/>
+    <w:compatSetting w:name="compatibilityMode" w:uri="http://schemas.microsoft.com/office/word" w:val="15"/>
+    <w:compatSetting w:name="overrideTableStyleFontSizeAndJustification" w:uri="http://schemas.microsoft.com/office/word" w:val="1"/>
+    <w:compatSetting w:name="enableOpenTypeFeatures" w:uri="http://schemas.microsoft.com/office/word" w:val="1"/>
+    <w:compatSetting w:name="doNotFlipMirrorIndents" w:uri="http://schemas.microsoft.com/office/word" w:val="1"/>
+    <w:compatSetting w:name="differentiateMultirowTableHeaders" w:uri="http://schemas.microsoft.com/office/word" w:val="1"/>
+    <w:compatSetting w:name="useWord2013TrackBottomHyphenation" w:uri="http://schemas.microsoft.com/office/word" w:val="0"/>
+  </w:compat>
+  <w:rsids>
+    <w:rsidRoot w:val="00930A12"/>
+    <w:rsid w:val="00021216"/>
+    <w:rsid w:val="007E717D"/>
+    <w:rsid w:val="00930A12"/>
+  </w:rsids>
+  <m:mathPr>
+    <m:mathFont m:val="Cambria Math"/>
+    <m:brkBin m:val="before"/>
+    <m:brkBinSub m:val="--"/>
+    <m:smallFrac m:val="0"/>
+    <m:dispDef/>
+    <m:lMargin m:val="0"/>
+    <m:rMargin m:val="0"/>
+    <m:defJc m:val="centerGroup"/>
+    <m:wrapIndent m:val="1440"/>
+    <m:intLim m:val="subSup"/>
+    <m:naryLim m:val="undOvr"/>
+  </m:mathPr>
+  <w:themeFontLang w:val="en-IE"/>
+  <w:clrSchemeMapping w:bg1="light1" w:t1="dark1" w:bg2="light2" w:t2="dark2" w:accent1="accent1" w:accent2="accent2" w:accent3="accent3" w:accent4="accent4" w:accent5="accent5" w:accent6="accent6" w:hyperlink="hyperlink" w:followedHyperlink="followedHyperlink"/>
+  <w:decimalSymbol w:val="."/>
+  <w:listSeparator w:val=","/>
+  <w15:chartTrackingRefBased/>
+</w:settings>
+</file>
+
+<file path=word/glossary/styles.xml><?xml version="1.0" encoding="utf-8"?>
+<w:styles xmlns:mc="http://schemas.openxmlformats.org/markup-compatibility/2006" xmlns:r="http://schemas.openxmlformats.org/officeDocument/2006/relationships" xmlns:w="http://schemas.openxmlformats.org/wordprocessingml/2006/main" xmlns:w14="http://schemas.microsoft.com/office/word/2010/wordml" xmlns:w15="http://schemas.microsoft.com/office/word/2012/wordml" xmlns:w16cex="http://schemas.microsoft.com/office/word/2018/wordml/cex" xmlns:w16cid="http://schemas.microsoft.com/office/word/2016/wordml/cid" xmlns:w16="http://schemas.microsoft.com/office/word/2018/wordml" xmlns:w16du="http://schemas.microsoft.com/office/word/2023/wordml/word16du" xmlns:w16sdtdh="http://schemas.microsoft.com/office/word/2020/wordml/sdtdatahash" xmlns:w16sdtfl="http://schemas.microsoft.com/office/word/2024/wordml/sdtformatlock" xmlns:w16se="http://schemas.microsoft.com/office/word/2015/wordml/symex" mc:Ignorable="w14 w15 w16se w16cid w16 w16cex w16sdtdh w16sdtfl w16du">
+  <w:docDefaults>
+    <w:rPrDefault>
+      <w:rPr>
+        <w:rFonts w:asciiTheme="minorHAnsi" w:eastAsiaTheme="minorEastAsia" w:hAnsiTheme="minorHAnsi" w:cstheme="minorBidi"/>
+        <w:kern w:val="2"/>
+        <w:sz w:val="24"/>
+        <w:szCs w:val="24"/>
+        <w:lang w:val="en-IE" w:eastAsia="en-IE" w:bidi="ar-SA"/>
+        <w14:ligatures w14:val="standardContextual"/>
+      </w:rPr>
+    </w:rPrDefault>
+    <w:pPrDefault>
+      <w:pPr>
+        <w:spacing w:after="160" w:line="278" w:lineRule="auto"/>
+      </w:pPr>
+    </w:pPrDefault>
+  </w:docDefaults>
+  <w:latentStyles w:defLockedState="0" w:defUIPriority="99" w:defSemiHidden="0" w:defUnhideWhenUsed="0" w:defQFormat="0" w:count="376">
+    <w:lsdException w:name="Normal" w:uiPriority="0" w:qFormat="1"/>
+    <w:lsdException w:name="heading 1" w:uiPriority="9" w:qFormat="1"/>
+    <w:lsdException w:name="heading 2" w:semiHidden="1" w:uiPriority="9" w:unhideWhenUsed="1" w:qFormat="1"/>
+    <w:lsdException w:name="heading 3" w:semiHidden="1" w:uiPriority="9" w:unhideWhenUsed="1" w:qFormat="1"/>
+    <w:lsdException w:name="heading 4" w:semiHidden="1" w:uiPriority="9" w:unhideWhenUsed="1" w:qFormat="1"/>
+    <w:lsdException w:name="heading 5" w:semiHidden="1" w:uiPriority="9" w:unhideWhenUsed="1" w:qFormat="1"/>
+    <w:lsdException w:name="heading 6" w:semiHidden="1" w:uiPriority="9" w:unhideWhenUsed="1" w:qFormat="1"/>
+    <w:lsdException w:name="heading 7" w:semiHidden="1" w:uiPriority="9" w:unhideWhenUsed="1" w:qFormat="1"/>
+    <w:lsdException w:name="heading 8" w:semiHidden="1" w:uiPriority="9" w:unhideWhenUsed="1" w:qFormat="1"/>
+    <w:lsdException w:name="heading 9" w:semiHidden="1" w:uiPriority="9" w:unhideWhenUsed="1" w:qFormat="1"/>
+    <w:lsdException w:name="index 1" w:semiHidden="1" w:unhideWhenUsed="1"/>
+    <w:lsdException w:name="index 2" w:semiHidden="1" w:unhideWhenUsed="1"/>
+    <w:lsdException w:name="index 3" w:semiHidden="1" w:unhideWhenUsed="1"/>
+    <w:lsdException w:name="index 4" w:semiHidden="1" w:unhideWhenUsed="1"/>
+    <w:lsdException w:name="index 5" w:semiHidden="1" w:unhideWhenUsed="1"/>
+    <w:lsdException w:name="index 6" w:semiHidden="1" w:unhideWhenUsed="1"/>
+    <w:lsdException w:name="index 7" w:semiHidden="1" w:unhideWhenUsed="1"/>
+    <w:lsdException w:name="index 8" w:semiHidden="1" w:unhideWhenUsed="1"/>
+    <w:lsdException w:name="index 9" w:semiHidden="1" w:unhideWhenUsed="1"/>
+    <w:lsdException w:name="toc 1" w:semiHidden="1" w:uiPriority="39" w:unhideWhenUsed="1"/>
+    <w:lsdException w:name="toc 2" w:semiHidden="1" w:uiPriority="39" w:unhideWhenUsed="1"/>
+    <w:lsdException w:name="toc 3" w:semiHidden="1" w:uiPriority="39" w:unhideWhenUsed="1"/>
+    <w:lsdException w:name="toc 4" w:semiHidden="1" w:uiPriority="39" w:unhideWhenUsed="1"/>
+    <w:lsdException w:name="toc 5" w:semiHidden="1" w:uiPriority="39" w:unhideWhenUsed="1"/>
+    <w:lsdException w:name="toc 6" w:semiHidden="1" w:uiPriority="39" w:unhideWhenUsed="1"/>
+    <w:lsdException w:name="toc 7" w:semiHidden="1" w:uiPriority="39" w:unhideWhenUsed="1"/>
+    <w:lsdException w:name="toc 8" w:semiHidden="1" w:uiPriority="39" w:unhideWhenUsed="1"/>
+    <w:lsdException w:name="toc 9" w:semiHidden="1" w:uiPriority="39" w:unhideWhenUsed="1"/>
+    <w:lsdException w:name="Normal Indent" w:semiHidden="1" w:unhideWhenUsed="1"/>
+    <w:lsdException w:name="footnote text" w:semiHidden="1" w:unhideWhenUsed="1"/>
+    <w:lsdException w:name="annotation text" w:semiHidden="1" w:unhideWhenUsed="1"/>
+    <w:lsdException w:name="header" w:semiHidden="1" w:unhideWhenUsed="1"/>
+    <w:lsdException w:name="footer" w:semiHidden="1" w:unhideWhenUsed="1"/>
+    <w:lsdException w:name="index heading" w:semiHidden="1" w:unhideWhenUsed="1"/>
+    <w:lsdException w:name="caption" w:semiHidden="1" w:uiPriority="35" w:unhideWhenUsed="1" w:qFormat="1"/>
+    <w:lsdException w:name="table of figures" w:semiHidden="1" w:unhideWhenUsed="1"/>
+    <w:lsdException w:name="envelope address" w:semiHidden="1" w:unhideWhenUsed="1"/>
+    <w:lsdException w:name="envelope return" w:semiHidden="1" w:unhideWhenUsed="1"/>
+    <w:lsdException w:name="footnote reference" w:semiHidden="1" w:unhideWhenUsed="1"/>
+    <w:lsdException w:name="annotation reference" w:semiHidden="1" w:unhideWhenUsed="1"/>
+    <w:lsdException w:name="line number" w:semiHidden="1" w:unhideWhenUsed="1"/>
+    <w:lsdException w:name="page number" w:semiHidden="1" w:unhideWhenUsed="1"/>
+    <w:lsdException w:name="endnote reference" w:semiHidden="1" w:unhideWhenUsed="1"/>
+    <w:lsdException w:name="endnote text" w:semiHidden="1" w:unhideWhenUsed="1"/>
+    <w:lsdException w:name="table of authorities" w:semiHidden="1" w:unhideWhenUsed="1"/>
+    <w:lsdException w:name="macro" w:semiHidden="1" w:unhideWhenUsed="1"/>
+    <w:lsdException w:name="toa heading" w:semiHidden="1" w:unhideWhenUsed="1"/>
+    <w:lsdException w:name="List" w:semiHidden="1" w:unhideWhenUsed="1"/>
+    <w:lsdException w:name="List Bullet" w:semiHidden="1" w:unhideWhenUsed="1"/>
+    <w:lsdException w:name="List Number" w:semiHidden="1" w:unhideWhenUsed="1"/>
+    <w:lsdException w:name="List 2" w:semiHidden="1" w:unhideWhenUsed="1"/>
+    <w:lsdException w:name="List 3" w:semiHidden="1" w:unhideWhenUsed="1"/>
+    <w:lsdException w:name="List 4" w:semiHidden="1" w:unhideWhenUsed="1"/>
+    <w:lsdException w:name="List 5" w:semiHidden="1" w:unhideWhenUsed="1"/>
+    <w:lsdException w:name="List Bullet 2" w:semiHidden="1" w:unhideWhenUsed="1"/>
+    <w:lsdException w:name="List Bullet 3" w:semiHidden="1" w:unhideWhenUsed="1"/>
+    <w:lsdException w:name="List Bullet 4" w:semiHidden="1" w:unhideWhenUsed="1"/>
+    <w:lsdException w:name="List Bullet 5" w:semiHidden="1" w:unhideWhenUsed="1"/>
+    <w:lsdException w:name="List Number 2" w:semiHidden="1" w:unhideWhenUsed="1"/>
+    <w:lsdException w:name="List Number 3" w:semiHidden="1" w:unhideWhenUsed="1"/>
+    <w:lsdException w:name="List Number 4" w:semiHidden="1" w:unhideWhenUsed="1"/>
+    <w:lsdException w:name="List Number 5" w:semiHidden="1" w:unhideWhenUsed="1"/>
+    <w:lsdException w:name="Title" w:uiPriority="10" w:qFormat="1"/>
+    <w:lsdException w:name="Closing" w:semiHidden="1" w:unhideWhenUsed="1"/>
+    <w:lsdException w:name="Signature" w:semiHidden="1" w:unhideWhenUsed="1"/>
+    <w:lsdException w:name="Default Paragraph Font" w:semiHidden="1" w:uiPriority="1" w:unhideWhenUsed="1"/>
+    <w:lsdException w:name="Body Text" w:semiHidden="1" w:unhideWhenUsed="1"/>
+    <w:lsdException w:name="Body Text Indent" w:semiHidden="1" w:unhideWhenUsed="1"/>
+    <w:lsdException w:name="List Continue" w:semiHidden="1" w:unhideWhenUsed="1"/>
+    <w:lsdException w:name="List Continue 2" w:semiHidden="1" w:unhideWhenUsed="1"/>
+    <w:lsdException w:name="List Continue 3" w:semiHidden="1" w:unhideWhenUsed="1"/>
+    <w:lsdException w:name="List Continue 4" w:semiHidden="1" w:unhideWhenUsed="1"/>
+    <w:lsdException w:name="List Continue 5" w:semiHidden="1" w:unhideWhenUsed="1"/>
+    <w:lsdException w:name="Message Header" w:semiHidden="1" w:unhideWhenUsed="1"/>
+    <w:lsdException w:name="Subtitle" w:uiPriority="11" w:qFormat="1"/>
+    <w:lsdException w:name="Salutation" w:semiHidden="1" w:unhideWhenUsed="1"/>
+    <w:lsdException w:name="Date" w:semiHidden="1" w:unhideWhenUsed="1"/>
+    <w:lsdException w:name="Body Text First Indent" w:semiHidden="1" w:unhideWhenUsed="1"/>
+    <w:lsdException w:name="Body Text First Indent 2" w:semiHidden="1" w:unhideWhenUsed="1"/>
+    <w:lsdException w:name="Note Heading" w:semiHidden="1" w:unhideWhenUsed="1"/>
+    <w:lsdException w:name="Body Text 2" w:semiHidden="1" w:unhideWhenUsed="1"/>
+    <w:lsdException w:name="Body Text 3" w:semiHidden="1" w:unhideWhenUsed="1"/>
+    <w:lsdException w:name="Body Text Indent 2" w:semiHidden="1" w:unhideWhenUsed="1"/>
+    <w:lsdException w:name="Body Text Indent 3" w:semiHidden="1" w:unhideWhenUsed="1"/>
+    <w:lsdException w:name="Block Text" w:semiHidden="1" w:unhideWhenUsed="1"/>
+    <w:lsdException w:name="Hyperlink" w:semiHidden="1" w:unhideWhenUsed="1"/>
+    <w:lsdException w:name="FollowedHyperlink" w:semiHidden="1" w:unhideWhenUsed="1"/>
+    <w:lsdException w:name="Strong" w:uiPriority="22" w:qFormat="1"/>
+    <w:lsdException w:name="Emphasis" w:uiPriority="20" w:qFormat="1"/>
+    <w:lsdException w:name="Document Map" w:semiHidden="1" w:unhideWhenUsed="1"/>
+    <w:lsdException w:name="Plain Text" w:semiHidden="1" w:unhideWhenUsed="1"/>
+    <w:lsdException w:name="E-mail Signature" w:semiHidden="1" w:unhideWhenUsed="1"/>
+    <w:lsdException w:name="HTML Top of Form" w:semiHidden="1" w:unhideWhenUsed="1"/>
+    <w:lsdException w:name="HTML Bottom of Form" w:semiHidden="1" w:unhideWhenUsed="1"/>
+    <w:lsdException w:name="Normal (Web)" w:semiHidden="1" w:unhideWhenUsed="1"/>
+    <w:lsdException w:name="HTML Acronym" w:semiHidden="1" w:unhideWhenUsed="1"/>
+    <w:lsdException w:name="HTML Address" w:semiHidden="1" w:unhideWhenUsed="1"/>
+    <w:lsdException w:name="HTML Cite" w:semiHidden="1" w:unhideWhenUsed="1"/>
+    <w:lsdException w:name="HTML Code" w:semiHidden="1" w:unhideWhenUsed="1"/>
+    <w:lsdException w:name="HTML Definition" w:semiHidden="1" w:unhideWhenUsed="1"/>
+    <w:lsdException w:name="HTML Keyboard" w:semiHidden="1" w:unhideWhenUsed="1"/>
+    <w:lsdException w:name="HTML Preformatted" w:semiHidden="1" w:unhideWhenUsed="1"/>
+    <w:lsdException w:name="HTML Sample" w:semiHidden="1" w:unhideWhenUsed="1"/>
+    <w:lsdException w:name="HTML Typewriter" w:semiHidden="1" w:unhideWhenUsed="1"/>
+    <w:lsdException w:name="HTML Variable" w:semiHidden="1" w:unhideWhenUsed="1"/>
+    <w:lsdException w:name="Normal Table" w:semiHidden="1" w:unhideWhenUsed="1"/>
+    <w:lsdException w:name="annotation subject" w:semiHidden="1" w:unhideWhenUsed="1"/>
+    <w:lsdException w:name="No List" w:semiHidden="1" w:unhideWhenUsed="1"/>
+    <w:lsdException w:name="Outline List 1" w:semiHidden="1" w:unhideWhenUsed="1"/>
+    <w:lsdException w:name="Outline List 2" w:semiHidden="1" w:unhideWhenUsed="1"/>
+    <w:lsdException w:name="Outline List 3" w:semiHidden="1" w:unhideWhenUsed="1"/>
+    <w:lsdException w:name="Table Simple 1" w:semiHidden="1" w:unhideWhenUsed="1"/>
+    <w:lsdException w:name="Table Simple 2" w:semiHidden="1" w:unhideWhenUsed="1"/>
+    <w:lsdException w:name="Table Simple 3" w:semiHidden="1" w:unhideWhenUsed="1"/>
+    <w:lsdException w:name="Table Classic 1" w:semiHidden="1" w:unhideWhenUsed="1"/>
+    <w:lsdException w:name="Table Classic 2" w:semiHidden="1" w:unhideWhenUsed="1"/>
+    <w:lsdException w:name="Table Classic 3" w:semiHidden="1" w:unhideWhenUsed="1"/>
+    <w:lsdException w:name="Table Classic 4" w:semiHidden="1" w:unhideWhenUsed="1"/>
+    <w:lsdException w:name="Table Colorful 1" w:semiHidden="1" w:unhideWhenUsed="1"/>
+    <w:lsdException w:name="Table Colorful 2" w:semiHidden="1" w:unhideWhenUsed="1"/>
+    <w:lsdException w:name="Table Colorful 3" w:semiHidden="1" w:unhideWhenUsed="1"/>
+    <w:lsdException w:name="Table Columns 1" w:semiHidden="1" w:unhideWhenUsed="1"/>
+    <w:lsdException w:name="Table Columns 2" w:semiHidden="1" w:unhideWhenUsed="1"/>
+    <w:lsdException w:name="Table Columns 3" w:semiHidden="1" w:unhideWhenUsed="1"/>
+    <w:lsdException w:name="Table Columns 4" w:semiHidden="1" w:unhideWhenUsed="1"/>
+    <w:lsdException w:name="Table Columns 5" w:semiHidden="1" w:unhideWhenUsed="1"/>
+    <w:lsdException w:name="Table Grid 1" w:semiHidden="1" w:unhideWhenUsed="1"/>
+    <w:lsdException w:name="Table Grid 2" w:semiHidden="1" w:unhideWhenUsed="1"/>
+    <w:lsdException w:name="Table Grid 3" w:semiHidden="1" w:unhideWhenUsed="1"/>
+    <w:lsdException w:name="Table Grid 4" w:semiHidden="1" w:unhideWhenUsed="1"/>
+    <w:lsdException w:name="Table Grid 5" w:semiHidden="1" w:unhideWhenUsed="1"/>
+    <w:lsdException w:name="Table Grid 6" w:semiHidden="1" w:unhideWhenUsed="1"/>
+    <w:lsdException w:name="Table Grid 7" w:semiHidden="1" w:unhideWhenUsed="1"/>
+    <w:lsdException w:name="Table Grid 8" w:semiHidden="1" w:unhideWhenUsed="1"/>
+    <w:lsdException w:name="Table List 1" w:semiHidden="1" w:unhideWhenUsed="1"/>
+    <w:lsdException w:name="Table List 2" w:semiHidden="1" w:unhideWhenUsed="1"/>
+    <w:lsdException w:name="Table List 3" w:semiHidden="1" w:unhideWhenUsed="1"/>
+    <w:lsdException w:name="Table List 4" w:semiHidden="1" w:unhideWhenUsed="1"/>
+    <w:lsdException w:name="Table List 5" w:semiHidden="1" w:unhideWhenUsed="1"/>
+    <w:lsdException w:name="Table List 6" w:semiHidden="1" w:unhideWhenUsed="1"/>
+    <w:lsdException w:name="Table List 7" w:semiHidden="1" w:unhideWhenUsed="1"/>
+    <w:lsdException w:name="Table List 8" w:semiHidden="1" w:unhideWhenUsed="1"/>
+    <w:lsdException w:name="Table 3D effects 1" w:semiHidden="1" w:unhideWhenUsed="1"/>
+    <w:lsdException w:name="Table 3D effects 2" w:semiHidden="1" w:unhideWhenUsed="1"/>
+    <w:lsdException w:name="Table 3D effects 3" w:semiHidden="1" w:unhideWhenUsed="1"/>
+    <w:lsdException w:name="Table Contemporary" w:semiHidden="1" w:unhideWhenUsed="1"/>
+    <w:lsdException w:name="Table Elegant" w:semiHidden="1" w:unhideWhenUsed="1"/>
+    <w:lsdException w:name="Table Professional" w:semiHidden="1" w:unhideWhenUsed="1"/>
+    <w:lsdException w:name="Table Subtle 1" w:semiHidden="1" w:unhideWhenUsed="1"/>
+    <w:lsdException w:name="Table Subtle 2" w:semiHidden="1" w:unhideWhenUsed="1"/>
+    <w:lsdException w:name="Table Web 1" w:semiHidden="1" w:unhideWhenUsed="1"/>
+    <w:lsdException w:name="Table Web 2" w:semiHidden="1" w:unhideWhenUsed="1"/>
+    <w:lsdException w:name="Table Web 3" w:semiHidden="1" w:unhideWhenUsed="1"/>
+    <w:lsdException w:name="Balloon Text" w:semiHidden="1" w:unhideWhenUsed="1"/>
+    <w:lsdException w:name="Table Grid" w:uiPriority="39"/>
+    <w:lsdException w:name="Table Theme" w:semiHidden="1" w:unhideWhenUsed="1"/>
+    <w:lsdException w:name="Placeholder Text" w:semiHidden="1"/>
+    <w:lsdException w:name="No Spacing" w:uiPriority="1" w:qFormat="1"/>
+    <w:lsdException w:name="Light Shading" w:uiPriority="60"/>
+    <w:lsdException w:name="Light List" w:uiPriority="61"/>
+    <w:lsdException w:name="Light Grid" w:uiPriority="62"/>
+    <w:lsdException w:name="Medium Shading 1" w:uiPriority="63"/>
+    <w:lsdException w:name="Medium Shading 2" w:uiPriority="64"/>
+    <w:lsdException w:name="Medium List 1" w:uiPriority="65"/>
+    <w:lsdException w:name="Medium List 2" w:uiPriority="66"/>
+    <w:lsdException w:name="Medium Grid 1" w:uiPriority="67"/>
+    <w:lsdException w:name="Medium Grid 2" w:uiPriority="68"/>
+    <w:lsdException w:name="Medium Grid 3" w:uiPriority="69"/>
+    <w:lsdException w:name="Dark List" w:uiPriority="70"/>
+    <w:lsdException w:name="Colorful Shading" w:uiPriority="71"/>
+    <w:lsdException w:name="Colorful List" w:uiPriority="72"/>
+    <w:lsdException w:name="Colorful Grid" w:uiPriority="73"/>
+    <w:lsdException w:name="Light Shading Accent 1" w:uiPriority="60"/>
+    <w:lsdException w:name="Light List Accent 1" w:uiPriority="61"/>
+    <w:lsdException w:name="Light Grid Accent 1" w:uiPriority="62"/>
+    <w:lsdException w:name="Medium Shading 1 Accent 1" w:uiPriority="63"/>
+    <w:lsdException w:name="Medium Shading 2 Accent 1" w:uiPriority="64"/>
+    <w:lsdException w:name="Medium List 1 Accent 1" w:uiPriority="65"/>
+    <w:lsdException w:name="Revision" w:semiHidden="1"/>
+    <w:lsdException w:name="List Paragraph" w:uiPriority="34" w:qFormat="1"/>
+    <w:lsdException w:name="Quote" w:uiPriority="29" w:qFormat="1"/>
+    <w:lsdException w:name="Intense Quote" w:uiPriority="30" w:qFormat="1"/>
+    <w:lsdException w:name="Medium List 2 Accent 1" w:uiPriority="66"/>
+    <w:lsdException w:name="Medium Grid 1 Accent 1" w:uiPriority="67"/>
+    <w:lsdException w:name="Medium Grid 2 Accent 1" w:uiPriority="68"/>
+    <w:lsdException w:name="Medium Grid 3 Accent 1" w:uiPriority="69"/>
+    <w:lsdException w:name="Dark List Accent 1" w:uiPriority="70"/>
+    <w:lsdException w:name="Colorful Shading Accent 1" w:uiPriority="71"/>
+    <w:lsdException w:name="Colorful List Accent 1" w:uiPriority="72"/>
+    <w:lsdException w:name="Colorful Grid Accent 1" w:uiPriority="73"/>
+    <w:lsdException w:name="Light Shading Accent 2" w:uiPriority="60"/>
+    <w:lsdException w:name="Light List Accent 2" w:uiPriority="61"/>
+    <w:lsdException w:name="Light Grid Accent 2" w:uiPriority="62"/>
+    <w:lsdException w:name="Medium Shading 1 Accent 2" w:uiPriority="63"/>
+    <w:lsdException w:name="Medium Shading 2 Accent 2" w:uiPriority="64"/>
+    <w:lsdException w:name="Medium List 1 Accent 2" w:uiPriority="65"/>
+    <w:lsdException w:name="Medium List 2 Accent 2" w:uiPriority="66"/>
+    <w:lsdException w:name="Medium Grid 1 Accent 2" w:uiPriority="67"/>
+    <w:lsdException w:name="Medium Grid 2 Accent 2" w:uiPriority="68"/>
+    <w:lsdException w:name="Medium Grid 3 Accent 2" w:uiPriority="69"/>
+    <w:lsdException w:name="Dark List Accent 2" w:uiPriority="70"/>
+    <w:lsdException w:name="Colorful Shading Accent 2" w:uiPriority="71"/>
+    <w:lsdException w:name="Colorful List Accent 2" w:uiPriority="72"/>
+    <w:lsdException w:name="Colorful Grid Accent 2" w:uiPriority="73"/>
+    <w:lsdException w:name="Light Shading Accent 3" w:uiPriority="60"/>
+    <w:lsdException w:name="Light List Accent 3" w:uiPriority="61"/>
+    <w:lsdException w:name="Light Grid Accent 3" w:uiPriority="62"/>
+    <w:lsdException w:name="Medium Shading 1 Accent 3" w:uiPriority="63"/>
+    <w:lsdException w:name="Medium Shading 2 Accent 3" w:uiPriority="64"/>
+    <w:lsdException w:name="Medium List 1 Accent 3" w:uiPriority="65"/>
+    <w:lsdException w:name="Medium List 2 Accent 3" w:uiPriority="66"/>
+    <w:lsdException w:name="Medium Grid 1 Accent 3" w:uiPriority="67"/>
+    <w:lsdException w:name="Medium Grid 2 Accent 3" w:uiPriority="68"/>
+    <w:lsdException w:name="Medium Grid 3 Accent 3" w:uiPriority="69"/>
+    <w:lsdException w:name="Dark List Accent 3" w:uiPriority="70"/>
+    <w:lsdException w:name="Colorful Shading Accent 3" w:uiPriority="71"/>
+    <w:lsdException w:name="Colorful List Accent 3" w:uiPriority="72"/>
+    <w:lsdException w:name="Colorful Grid Accent 3" w:uiPriority="73"/>
+    <w:lsdException w:name="Light Shading Accent 4" w:uiPriority="60"/>
+    <w:lsdException w:name="Light List Accent 4" w:uiPriority="61"/>
+    <w:lsdException w:name="Light Grid Accent 4" w:uiPriority="62"/>
+    <w:lsdException w:name="Medium Shading 1 Accent 4" w:uiPriority="63"/>
+    <w:lsdException w:name="Medium Shading 2 Accent 4" w:uiPriority="64"/>
+    <w:lsdException w:name="Medium List 1 Accent 4" w:uiPriority="65"/>
+    <w:lsdException w:name="Medium List 2 Accent 4" w:uiPriority="66"/>
+    <w:lsdException w:name="Medium Grid 1 Accent 4" w:uiPriority="67"/>
+    <w:lsdException w:name="Medium Grid 2 Accent 4" w:uiPriority="68"/>
+    <w:lsdException w:name="Medium Grid 3 Accent 4" w:uiPriority="69"/>
+    <w:lsdException w:name="Dark List Accent 4" w:uiPriority="70"/>
+    <w:lsdException w:name="Colorful Shading Accent 4" w:uiPriority="71"/>
+    <w:lsdException w:name="Colorful List Accent 4" w:uiPriority="72"/>
+    <w:lsdException w:name="Colorful Grid Accent 4" w:uiPriority="73"/>
+    <w:lsdException w:name="Light Shading Accent 5" w:uiPriority="60"/>
+    <w:lsdException w:name="Light List Accent 5" w:uiPriority="61"/>
+    <w:lsdException w:name="Light Grid Accent 5" w:uiPriority="62"/>
+    <w:lsdException w:name="Medium Shading 1 Accent 5" w:uiPriority="63"/>
+    <w:lsdException w:name="Medium Shading 2 Accent 5" w:uiPriority="64"/>
+    <w:lsdException w:name="Medium List 1 Accent 5" w:uiPriority="65"/>
+    <w:lsdException w:name="Medium List 2 Accent 5" w:uiPriority="66"/>
+    <w:lsdException w:name="Medium Grid 1 Accent 5" w:uiPriority="67"/>
+    <w:lsdException w:name="Medium Grid 2 Accent 5" w:uiPriority="68"/>
+    <w:lsdException w:name="Medium Grid 3 Accent 5" w:uiPriority="69"/>
+    <w:lsdException w:name="Dark List Accent 5" w:uiPriority="70"/>
+    <w:lsdException w:name="Colorful Shading Accent 5" w:uiPriority="71"/>
+    <w:lsdException w:name="Colorful List Accent 5" w:uiPriority="72"/>
+    <w:lsdException w:name="Colorful Grid Accent 5" w:uiPriority="73"/>
+    <w:lsdException w:name="Light Shading Accent 6" w:uiPriority="60"/>
+    <w:lsdException w:name="Light List Accent 6" w:uiPriority="61"/>
+    <w:lsdException w:name="Light Grid Accent 6" w:uiPriority="62"/>
+    <w:lsdException w:name="Medium Shading 1 Accent 6" w:uiPriority="63"/>
+    <w:lsdException w:name="Medium Shading 2 Accent 6" w:uiPriority="64"/>
+    <w:lsdException w:name="Medium List 1 Accent 6" w:uiPriority="65"/>
+    <w:lsdException w:name="Medium List 2 Accent 6" w:uiPriority="66"/>
+    <w:lsdException w:name="Medium Grid 1 Accent 6" w:uiPriority="67"/>
+    <w:lsdException w:name="Medium Grid 2 Accent 6" w:uiPriority="68"/>
+    <w:lsdException w:name="Medium Grid 3 Accent 6" w:uiPriority="69"/>
+    <w:lsdException w:name="Dark List Accent 6" w:uiPriority="70"/>
+    <w:lsdException w:name="Colorful Shading Accent 6" w:uiPriority="71"/>
+    <w:lsdException w:name="Colorful List Accent 6" w:uiPriority="72"/>
+    <w:lsdException w:name="Colorful Grid Accent 6" w:uiPriority="73"/>
+    <w:lsdException w:name="Subtle Emphasis" w:uiPriority="19" w:qFormat="1"/>
+    <w:lsdException w:name="Intense Emphasis" w:uiPriority="21" w:qFormat="1"/>
+    <w:lsdException w:name="Subtle Reference" w:uiPriority="31" w:qFormat="1"/>
+    <w:lsdException w:name="Intense Reference" w:uiPriority="32" w:qFormat="1"/>
+    <w:lsdException w:name="Book Title" w:uiPriority="33" w:qFormat="1"/>
+    <w:lsdException w:name="Bibliography" w:semiHidden="1" w:uiPriority="37" w:unhideWhenUsed="1"/>
+    <w:lsdException w:name="TOC Heading" w:semiHidden="1" w:uiPriority="39" w:unhideWhenUsed="1" w:qFormat="1"/>
+    <w:lsdException w:name="Plain Table 1" w:uiPriority="41"/>
+    <w:lsdException w:name="Plain Table 2" w:uiPriority="42"/>
+    <w:lsdException w:name="Plain Table 3" w:uiPriority="43"/>
+    <w:lsdException w:name="Plain Table 4" w:uiPriority="44"/>
+    <w:lsdException w:name="Plain Table 5" w:uiPriority="45"/>
+    <w:lsdException w:name="Grid Table Light" w:uiPriority="40"/>
+    <w:lsdException w:name="Grid Table 1 Light" w:uiPriority="46"/>
+    <w:lsdException w:name="Grid Table 2" w:uiPriority="47"/>
+    <w:lsdException w:name="Grid Table 3" w:uiPriority="48"/>
+    <w:lsdException w:name="Grid Table 4" w:uiPriority="49"/>
+    <w:lsdException w:name="Grid Table 5 Dark" w:uiPriority="50"/>
+    <w:lsdException w:name="Grid Table 6 Colorful" w:uiPriority="51"/>
+    <w:lsdException w:name="Grid Table 7 Colorful" w:uiPriority="52"/>
+    <w:lsdException w:name="Grid Table 1 Light Accent 1" w:uiPriority="46"/>
+    <w:lsdException w:name="Grid Table 2 Accent 1" w:uiPriority="47"/>
+    <w:lsdException w:name="Grid Table 3 Accent 1" w:uiPriority="48"/>
+    <w:lsdException w:name="Grid Table 4 Accent 1" w:uiPriority="49"/>
+    <w:lsdException w:name="Grid Table 5 Dark Accent 1" w:uiPriority="50"/>
+    <w:lsdException w:name="Grid Table 6 Colorful Accent 1" w:uiPriority="51"/>
+    <w:lsdException w:name="Grid Table 7 Colorful Accent 1" w:uiPriority="52"/>
+    <w:lsdException w:name="Grid Table 1 Light Accent 2" w:uiPriority="46"/>
+    <w:lsdException w:name="Grid Table 2 Accent 2" w:uiPriority="47"/>
+    <w:lsdException w:name="Grid Table 3 Accent 2" w:uiPriority="48"/>
+    <w:lsdException w:name="Grid Table 4 Accent 2" w:uiPriority="49"/>
+    <w:lsdException w:name="Grid Table 5 Dark Accent 2" w:uiPriority="50"/>
+    <w:lsdException w:name="Grid Table 6 Colorful Accent 2" w:uiPriority="51"/>
+    <w:lsdException w:name="Grid Table 7 Colorful Accent 2" w:uiPriority="52"/>
+    <w:lsdException w:name="Grid Table 1 Light Accent 3" w:uiPriority="46"/>
+    <w:lsdException w:name="Grid Table 2 Accent 3" w:uiPriority="47"/>
+    <w:lsdException w:name="Grid Table 3 Accent 3" w:uiPriority="48"/>
+    <w:lsdException w:name="Grid Table 4 Accent 3" w:uiPriority="49"/>
+    <w:lsdException w:name="Grid Table 5 Dark Accent 3" w:uiPriority="50"/>
+    <w:lsdException w:name="Grid Table 6 Colorful Accent 3" w:uiPriority="51"/>
+    <w:lsdException w:name="Grid Table 7 Colorful Accent 3" w:uiPriority="52"/>
+    <w:lsdException w:name="Grid Table 1 Light Accent 4" w:uiPriority="46"/>
+    <w:lsdException w:name="Grid Table 2 Accent 4" w:uiPriority="47"/>
+    <w:lsdException w:name="Grid Table 3 Accent 4" w:uiPriority="48"/>
+    <w:lsdException w:name="Grid Table 4 Accent 4" w:uiPriority="49"/>
+    <w:lsdException w:name="Grid Table 5 Dark Accent 4" w:uiPriority="50"/>
+    <w:lsdException w:name="Grid Table 6 Colorful Accent 4" w:uiPriority="51"/>
+    <w:lsdException w:name="Grid Table 7 Colorful Accent 4" w:uiPriority="52"/>
+    <w:lsdException w:name="Grid Table 1 Light Accent 5" w:uiPriority="46"/>
+    <w:lsdException w:name="Grid Table 2 Accent 5" w:uiPriority="47"/>
+    <w:lsdException w:name="Grid Table 3 Accent 5" w:uiPriority="48"/>
+    <w:lsdException w:name="Grid Table 4 Accent 5" w:uiPriority="49"/>
+    <w:lsdException w:name="Grid Table 5 Dark Accent 5" w:uiPriority="50"/>
+    <w:lsdException w:name="Grid Table 6 Colorful Accent 5" w:uiPriority="51"/>
+    <w:lsdException w:name="Grid Table 7 Colorful Accent 5" w:uiPriority="52"/>
+    <w:lsdException w:name="Grid Table 1 Light Accent 6" w:uiPriority="46"/>
+    <w:lsdException w:name="Grid Table 2 Accent 6" w:uiPriority="47"/>
+    <w:lsdException w:name="Grid Table 3 Accent 6" w:uiPriority="48"/>
+    <w:lsdException w:name="Grid Table 4 Accent 6" w:uiPriority="49"/>
+    <w:lsdException w:name="Grid Table 5 Dark Accent 6" w:uiPriority="50"/>
+    <w:lsdException w:name="Grid Table 6 Colorful Accent 6" w:uiPriority="51"/>
+    <w:lsdException w:name="Grid Table 7 Colorful Accent 6" w:uiPriority="52"/>
+    <w:lsdException w:name="List Table 1 Light" w:uiPriority="46"/>
+    <w:lsdException w:name="List Table 2" w:uiPriority="47"/>
+    <w:lsdException w:name="List Table 3" w:uiPriority="48"/>
+    <w:lsdException w:name="List Table 4" w:uiPriority="49"/>
+    <w:lsdException w:name="List Table 5 Dark" w:uiPriority="50"/>
+    <w:lsdException w:name="List Table 6 Colorful" w:uiPriority="51"/>
+    <w:lsdException w:name="List Table 7 Colorful" w:uiPriority="52"/>
+    <w:lsdException w:name="List Table 1 Light Accent 1" w:uiPriority="46"/>
+    <w:lsdException w:name="List Table 2 Accent 1" w:uiPriority="47"/>
+    <w:lsdException w:name="List Table 3 Accent 1" w:uiPriority="48"/>
+    <w:lsdException w:name="List Table 4 Accent 1" w:uiPriority="49"/>
+    <w:lsdException w:name="List Table 5 Dark Accent 1" w:uiPriority="50"/>
+    <w:lsdException w:name="List Table 6 Colorful Accent 1" w:uiPriority="51"/>
+    <w:lsdException w:name="List Table 7 Colorful Accent 1" w:uiPriority="52"/>
+    <w:lsdException w:name="List Table 1 Light Accent 2" w:uiPriority="46"/>
+    <w:lsdException w:name="List Table 2 Accent 2" w:uiPriority="47"/>
+    <w:lsdException w:name="List Table 3 Accent 2" w:uiPriority="48"/>
+    <w:lsdException w:name="List Table 4 Accent 2" w:uiPriority="49"/>
+    <w:lsdException w:name="List Table 5 Dark Accent 2" w:uiPriority="50"/>
+    <w:lsdException w:name="List Table 6 Colorful Accent 2" w:uiPriority="51"/>
+    <w:lsdException w:name="List Table 7 Colorful Accent 2" w:uiPriority="52"/>
+    <w:lsdException w:name="List Table 1 Light Accent 3" w:uiPriority="46"/>
+    <w:lsdException w:name="List Table 2 Accent 3" w:uiPriority="47"/>
+    <w:lsdException w:name="List Table 3 Accent 3" w:uiPriority="48"/>
+    <w:lsdException w:name="List Table 4 Accent 3" w:uiPriority="49"/>
+    <w:lsdException w:name="List Table 5 Dark Accent 3" w:uiPriority="50"/>
+    <w:lsdException w:name="List Table 6 Colorful Accent 3" w:uiPriority="51"/>
+    <w:lsdException w:name="List Table 7 Colorful Accent 3" w:uiPriority="52"/>
+    <w:lsdException w:name="List Table 1 Light Accent 4" w:uiPriority="46"/>
+    <w:lsdException w:name="List Table 2 Accent 4" w:uiPriority="47"/>
+    <w:lsdException w:name="List Table 3 Accent 4" w:uiPriority="48"/>
+    <w:lsdException w:name="List Table 4 Accent 4" w:uiPriority="49"/>
+    <w:lsdException w:name="List Table 5 Dark Accent 4" w:uiPriority="50"/>
+    <w:lsdException w:name="List Table 6 Colorful Accent 4" w:uiPriority="51"/>
+    <w:lsdException w:name="List Table 7 Colorful Accent 4" w:uiPriority="52"/>
+    <w:lsdException w:name="List Table 1 Light Accent 5" w:uiPriority="46"/>
+    <w:lsdException w:name="List Table 2 Accent 5" w:uiPriority="47"/>
+    <w:lsdException w:name="List Table 3 Accent 5" w:uiPriority="48"/>
+    <w:lsdException w:name="List Table 4 Accent 5" w:uiPriority="49"/>
+    <w:lsdException w:name="List Table 5 Dark Accent 5" w:uiPriority="50"/>
+    <w:lsdException w:name="List Table 6 Colorful Accent 5" w:uiPriority="51"/>
+    <w:lsdException w:name="List Table 7 Colorful Accent 5" w:uiPriority="52"/>
+    <w:lsdException w:name="List Table 1 Light Accent 6" w:uiPriority="46"/>
+    <w:lsdException w:name="List Table 2 Accent 6" w:uiPriority="47"/>
+    <w:lsdException w:name="List Table 3 Accent 6" w:uiPriority="48"/>
+    <w:lsdException w:name="List Table 4 Accent 6" w:uiPriority="49"/>
+    <w:lsdException w:name="List Table 5 Dark Accent 6" w:uiPriority="50"/>
+    <w:lsdException w:name="List Table 6 Colorful Accent 6" w:uiPriority="51"/>
+    <w:lsdException w:name="List Table 7 Colorful Accent 6" w:uiPriority="52"/>
+    <w:lsdException w:name="Mention" w:semiHidden="1" w:unhideWhenUsed="1"/>
+    <w:lsdException w:name="Smart Hyperlink" w:semiHidden="1" w:unhideWhenUsed="1"/>
+    <w:lsdException w:name="Hashtag" w:semiHidden="1" w:unhideWhenUsed="1"/>
+    <w:lsdException w:name="Unresolved Mention" w:semiHidden="1" w:unhideWhenUsed="1"/>
+    <w:lsdException w:name="Smart Link" w:semiHidden="1" w:unhideWhenUsed="1"/>
+  </w:latentStyles>
+  <w:style w:type="paragraph" w:default="1" w:styleId="Normal">
+    <w:name w:val="Normal"/>
+    <w:qFormat/>
+  </w:style>
+  <w:style w:type="character" w:default="1" w:styleId="DefaultParagraphFont">
+    <w:name w:val="Default Paragraph Font"/>
+    <w:uiPriority w:val="1"/>
+    <w:semiHidden/>
+    <w:unhideWhenUsed/>
+  </w:style>
+  <w:style w:type="table" w:default="1" w:styleId="TableNormal">
+    <w:name w:val="Normal Table"/>
+    <w:uiPriority w:val="99"/>
+    <w:semiHidden/>
+    <w:unhideWhenUsed/>
+    <w:tblPr>
+      <w:tblInd w:w="0" w:type="dxa"/>
+      <w:tblCellMar>
+        <w:top w:w="0" w:type="dxa"/>
+        <w:left w:w="108" w:type="dxa"/>
+        <w:bottom w:w="0" w:type="dxa"/>
+        <w:right w:w="108" w:type="dxa"/>
+      </w:tblCellMar>
+    </w:tblPr>
+  </w:style>
+  <w:style w:type="numbering" w:default="1" w:styleId="NoList">
+    <w:name w:val="No List"/>
+    <w:uiPriority w:val="99"/>
+    <w:semiHidden/>
+    <w:unhideWhenUsed/>
+  </w:style>
+  <w:style w:type="paragraph" w:customStyle="1" w:styleId="DCB8FB677FA04924868636958461DCF5">
+    <w:name w:val="DCB8FB677FA04924868636958461DCF5"/>
+    <w:rsid w:val="00930A12"/>
+  </w:style>
+  <w:style w:type="paragraph" w:customStyle="1" w:styleId="12143E06894C4899A4CB81E84CE6BCF0">
+    <w:name w:val="12143E06894C4899A4CB81E84CE6BCF0"/>
+    <w:rsid w:val="00930A12"/>
+  </w:style>
+  <w:style w:type="paragraph" w:customStyle="1" w:styleId="814B37EBD50C4B78BF9134C016026C3D">
+    <w:name w:val="814B37EBD50C4B78BF9134C016026C3D"/>
+    <w:rsid w:val="00930A12"/>
+  </w:style>
+  <w:style w:type="paragraph" w:customStyle="1" w:styleId="87804D520EAE4848AF64BF6411C204E4">
+    <w:name w:val="87804D520EAE4848AF64BF6411C204E4"/>
+    <w:rsid w:val="00930A12"/>
+  </w:style>
+  <w:style w:type="paragraph" w:customStyle="1" w:styleId="ED757FD54BFE460E9C4AB30DD5359DEB">
+    <w:name w:val="ED757FD54BFE460E9C4AB30DD5359DEB"/>
+    <w:rsid w:val="00930A12"/>
+  </w:style>
+  <w:style w:type="paragraph" w:customStyle="1" w:styleId="6F6754786F4C49E9B9C10766680B37E3">
+    <w:name w:val="6F6754786F4C49E9B9C10766680B37E3"/>
+    <w:rsid w:val="00930A12"/>
+  </w:style>
+  <w:style w:type="paragraph" w:customStyle="1" w:styleId="F75FD52AF3C74F9D906555A2FA3C5DBC">
+    <w:name w:val="F75FD52AF3C74F9D906555A2FA3C5DBC"/>
+    <w:rsid w:val="00930A12"/>
+  </w:style>
+  <w:style w:type="paragraph" w:customStyle="1" w:styleId="FAAB67AA407C45368587EB9A3F544156">
+    <w:name w:val="FAAB67AA407C45368587EB9A3F544156"/>
+    <w:rsid w:val="00930A12"/>
+  </w:style>
+  <w:style w:type="paragraph" w:customStyle="1" w:styleId="023C289E0DA2489CA8D52D868877BB05">
+    <w:name w:val="023C289E0DA2489CA8D52D868877BB05"/>
+    <w:rsid w:val="00930A12"/>
+  </w:style>
+  <w:style w:type="paragraph" w:customStyle="1" w:styleId="E5C0AAFEC028498D9204089B9F7EA0E8">
+    <w:name w:val="E5C0AAFEC028498D9204089B9F7EA0E8"/>
+    <w:rsid w:val="00930A12"/>
+  </w:style>
+  <w:style w:type="paragraph" w:customStyle="1" w:styleId="7BC034E4E0BC46688AC66E2C466189C8">
+    <w:name w:val="7BC034E4E0BC46688AC66E2C466189C8"/>
+    <w:rsid w:val="00930A12"/>
+  </w:style>
+  <w:style w:type="paragraph" w:customStyle="1" w:styleId="59AB959962534757A18087663D485331">
+    <w:name w:val="59AB959962534757A18087663D485331"/>
+    <w:rsid w:val="00930A12"/>
+  </w:style>
+  <w:style w:type="paragraph" w:customStyle="1" w:styleId="07E6850A516547B5B72FD224CEA359D8">
+    <w:name w:val="07E6850A516547B5B72FD224CEA359D8"/>
+    <w:rsid w:val="00930A12"/>
+  </w:style>
+</w:styles>
+</file>
+
+<file path=word/glossary/webSettings.xml><?xml version="1.0" encoding="utf-8"?>
+<w:webSettings xmlns:mc="http://schemas.openxmlformats.org/markup-compatibility/2006" xmlns:r="http://schemas.openxmlformats.org/officeDocument/2006/relationships" xmlns:w="http://schemas.openxmlformats.org/wordprocessingml/2006/main" xmlns:w14="http://schemas.microsoft.com/office/word/2010/wordml" xmlns:w15="http://schemas.microsoft.com/office/word/2012/wordml" xmlns:w16cex="http://schemas.microsoft.com/office/word/2018/wordml/cex" xmlns:w16cid="http://schemas.microsoft.com/office/word/2016/wordml/cid" xmlns:w16="http://schemas.microsoft.com/office/word/2018/wordml" xmlns:w16du="http://schemas.microsoft.com/office/word/2023/wordml/word16du" xmlns:w16sdtdh="http://schemas.microsoft.com/office/word/2020/wordml/sdtdatahash" xmlns:w16sdtfl="http://schemas.microsoft.com/office/word/2024/wordml/sdtformatlock" xmlns:w16se="http://schemas.microsoft.com/office/word/2015/wordml/symex" mc:Ignorable="w14 w15 w16se w16cid w16 w16cex w16sdtdh w16sdtfl w16du">
+  <w:optimizeForBrowser/>
+  <w:allowPNG/>
+</w:webSettings>
 </file>
 
 <file path=word/theme/theme1.xml><?xml version="1.0" encoding="utf-8"?>

--- a/FYP Report.docx
+++ b/FYP Report.docx
@@ -257,20 +257,18 @@
     </w:p>
     <w:sdt>
       <w:sdtPr>
+        <w:rPr>
+          <w:rFonts w:asciiTheme="minorHAnsi" w:eastAsiaTheme="minorEastAsia" w:hAnsiTheme="minorHAnsi" w:cs="Times New Roman"/>
+          <w:color w:val="auto"/>
+          <w:sz w:val="22"/>
+          <w:szCs w:val="22"/>
+        </w:rPr>
         <w:id w:val="614799752"/>
         <w:docPartObj>
           <w:docPartGallery w:val="Table of Contents"/>
           <w:docPartUnique/>
         </w:docPartObj>
       </w:sdtPr>
-      <w:sdtEndPr>
-        <w:rPr>
-          <w:rFonts w:asciiTheme="minorHAnsi" w:eastAsiaTheme="minorEastAsia" w:hAnsiTheme="minorHAnsi" w:cs="Times New Roman"/>
-          <w:color w:val="auto"/>
-          <w:sz w:val="22"/>
-          <w:szCs w:val="22"/>
-        </w:rPr>
-      </w:sdtEndPr>
       <w:sdtContent>
         <w:p>
           <w:pPr>
@@ -808,6 +806,48 @@
     <w:p>
       <w:pPr>
         <w:spacing w:line="360" w:lineRule="auto"/>
+        <w:rPr>
+          <w:rFonts w:ascii="Tahoma" w:hAnsi="Tahoma" w:cs="Tahoma"/>
+          <w:sz w:val="24"/>
+          <w:szCs w:val="24"/>
+          <w:lang w:val="en-US"/>
+        </w:rPr>
+      </w:pPr>
+    </w:p>
+    <w:p>
+      <w:pPr>
+        <w:spacing w:line="360" w:lineRule="auto"/>
+        <w:rPr>
+          <w:rFonts w:ascii="Tahoma" w:hAnsi="Tahoma" w:cs="Tahoma"/>
+          <w:sz w:val="24"/>
+          <w:szCs w:val="24"/>
+          <w:lang w:val="en-US"/>
+        </w:rPr>
+      </w:pPr>
+      <w:r>
+        <w:rPr>
+          <w:rFonts w:ascii="Tahoma" w:hAnsi="Tahoma" w:cs="Tahoma"/>
+          <w:sz w:val="24"/>
+          <w:szCs w:val="24"/>
+          <w:lang w:val="en-US"/>
+        </w:rPr>
+        <w:t>Protein contact maps are an important step in a lot of modern protein-shape prediction algorithms like (Insert Google’s protein prediction algo name). The way we encode the protein residues can have a large impact on the performance of the CNN and the accuracy of the contact map, especially with far contacts, which are notoriously hard to predict. Novel encoding formats can allow for better training and performance of these Neural Networks. One of these novel encoding formats is Prot-Trans. A protein encoding format that uses LLMs as a tool to create these encodings, considering not just the individual residue but the entire protein. This ability for LLMs to consider the entire protein allows for the encodings to create much more accurate far-contact predictions. In this paper I will cover my experimentation using and comparing Prot-Trans protein encoding and VHSE residue encodings while predicting contact maps through a CNN, hopefully showing the potential of LLMs in protein-residue encoding and protein shape prediction.</w:t>
+      </w:r>
+    </w:p>
+    <w:p>
+      <w:pPr>
+        <w:spacing w:line="360" w:lineRule="auto"/>
+        <w:rPr>
+          <w:rFonts w:ascii="Tahoma" w:hAnsi="Tahoma" w:cs="Tahoma"/>
+          <w:sz w:val="24"/>
+          <w:szCs w:val="24"/>
+          <w:lang w:val="en-US"/>
+        </w:rPr>
+      </w:pPr>
+    </w:p>
+    <w:p>
+      <w:pPr>
+        <w:spacing w:line="360" w:lineRule="auto"/>
         <w:jc w:val="center"/>
         <w:rPr>
           <w:rFonts w:ascii="Tahoma" w:hAnsi="Tahoma" w:cs="Tahoma"/>
@@ -862,6 +902,37 @@
     <w:p>
       <w:pPr>
         <w:spacing w:line="360" w:lineRule="auto"/>
+        <w:rPr>
+          <w:rFonts w:ascii="Tahoma" w:hAnsi="Tahoma" w:cs="Tahoma"/>
+          <w:sz w:val="24"/>
+          <w:szCs w:val="24"/>
+          <w:lang w:val="en-US"/>
+        </w:rPr>
+      </w:pPr>
+    </w:p>
+    <w:p>
+      <w:pPr>
+        <w:spacing w:line="360" w:lineRule="auto"/>
+        <w:rPr>
+          <w:rFonts w:ascii="Tahoma" w:hAnsi="Tahoma" w:cs="Tahoma"/>
+          <w:sz w:val="24"/>
+          <w:szCs w:val="24"/>
+          <w:lang w:val="en-US"/>
+        </w:rPr>
+      </w:pPr>
+      <w:r>
+        <w:rPr>
+          <w:rFonts w:ascii="Tahoma" w:hAnsi="Tahoma" w:cs="Tahoma"/>
+          <w:sz w:val="24"/>
+          <w:szCs w:val="24"/>
+          <w:lang w:val="en-US"/>
+        </w:rPr>
+        <w:t>In past papers:</w:t>
+      </w:r>
+    </w:p>
+    <w:p>
+      <w:pPr>
+        <w:spacing w:line="360" w:lineRule="auto"/>
         <w:jc w:val="center"/>
         <w:rPr>
           <w:rFonts w:ascii="Tahoma" w:hAnsi="Tahoma" w:cs="Tahoma"/>
@@ -922,6 +993,291 @@
           <w:lang w:val="en-US"/>
         </w:rPr>
         <w:t xml:space="preserve"> tensor to feed into a CNN, why did I use CNNs over other forms of NN.</w:t>
+      </w:r>
+    </w:p>
+    <w:p>
+      <w:pPr>
+        <w:spacing w:line="360" w:lineRule="auto"/>
+        <w:rPr>
+          <w:rFonts w:ascii="Tahoma" w:hAnsi="Tahoma" w:cs="Tahoma"/>
+          <w:sz w:val="24"/>
+          <w:szCs w:val="24"/>
+          <w:lang w:val="en-US"/>
+        </w:rPr>
+      </w:pPr>
+    </w:p>
+    <w:p>
+      <w:pPr>
+        <w:spacing w:line="360" w:lineRule="auto"/>
+        <w:rPr>
+          <w:rFonts w:ascii="Tahoma" w:hAnsi="Tahoma" w:cs="Tahoma"/>
+          <w:sz w:val="24"/>
+          <w:szCs w:val="24"/>
+          <w:lang w:val="en-US"/>
+        </w:rPr>
+      </w:pPr>
+      <w:r>
+        <w:rPr>
+          <w:rFonts w:ascii="Tahoma" w:hAnsi="Tahoma" w:cs="Tahoma"/>
+          <w:sz w:val="24"/>
+          <w:szCs w:val="24"/>
+          <w:lang w:val="en-US"/>
+        </w:rPr>
+        <w:t xml:space="preserve">For the implementation of this project, there are 3 key points to what </w:t>
+      </w:r>
+      <w:proofErr w:type="gramStart"/>
+      <w:r>
+        <w:rPr>
+          <w:rFonts w:ascii="Tahoma" w:hAnsi="Tahoma" w:cs="Tahoma"/>
+          <w:sz w:val="24"/>
+          <w:szCs w:val="24"/>
+          <w:lang w:val="en-US"/>
+        </w:rPr>
+        <w:t>needed</w:t>
+      </w:r>
+      <w:proofErr w:type="gramEnd"/>
+      <w:r>
+        <w:rPr>
+          <w:rFonts w:ascii="Tahoma" w:hAnsi="Tahoma" w:cs="Tahoma"/>
+          <w:sz w:val="24"/>
+          <w:szCs w:val="24"/>
+          <w:lang w:val="en-US"/>
+        </w:rPr>
+        <w:t xml:space="preserve"> to be implemented. As with almost all forms of machine learning, data comes first. First, a system to convert the given datasets of protein names, lengths, residue chains, and coordinate into a form that can be used and learned by a neural network. This project as a whole uses the PyTorch python library as its backbone, to that end, I implemented the data by creating two PyTorch Dataset classes. </w:t>
+      </w:r>
+      <w:r>
+        <w:rPr>
+          <w:rFonts w:ascii="Tahoma" w:hAnsi="Tahoma" w:cs="Tahoma"/>
+          <w:sz w:val="24"/>
+          <w:szCs w:val="24"/>
+          <w:lang w:val="en-US"/>
+        </w:rPr>
+        <w:t xml:space="preserve">All of these classes have 3 core methods. ‘init’, ‘len’, and ‘getitem(index)’. ‘len’ is a simple function, just returning the length of the dataset, so I won’t be covering it.  </w:t>
+      </w:r>
+    </w:p>
+    <w:p>
+      <w:pPr>
+        <w:spacing w:line="360" w:lineRule="auto"/>
+        <w:rPr>
+          <w:rFonts w:ascii="Tahoma" w:hAnsi="Tahoma" w:cs="Tahoma"/>
+          <w:sz w:val="24"/>
+          <w:szCs w:val="24"/>
+          <w:lang w:val="en-US"/>
+        </w:rPr>
+      </w:pPr>
+      <w:r>
+        <w:rPr>
+          <w:rFonts w:ascii="Tahoma" w:hAnsi="Tahoma" w:cs="Tahoma"/>
+          <w:sz w:val="24"/>
+          <w:szCs w:val="24"/>
+          <w:lang w:val="en-US"/>
+        </w:rPr>
+        <w:t>One uses the VHSE encodings, as a form of residue-only encoding. VHSE was chosen because it does not consider the entire protein as an LLM can, creates a relatively small vector for each residue. Something along the lines of PSI-Blast or Blast could also be used as potential encoding formats</w:t>
+      </w:r>
+      <w:r>
+        <w:rPr>
+          <w:rFonts w:ascii="Tahoma" w:hAnsi="Tahoma" w:cs="Tahoma"/>
+          <w:sz w:val="24"/>
+          <w:szCs w:val="24"/>
+          <w:lang w:val="en-US"/>
+        </w:rPr>
+        <w:t xml:space="preserve">. The ‘init’ function of this class takes in the protein data, as previously taken from the dataset files, converts the residues into the VHSE encoded lists, and converts the coordinates into a WxH array of the distance between each residue. The function then takes this data and stores it in a file, alongside the length of the </w:t>
+      </w:r>
+      <w:r>
+        <w:rPr>
+          <w:rFonts w:ascii="Tahoma" w:hAnsi="Tahoma" w:cs="Tahoma"/>
+          <w:sz w:val="24"/>
+          <w:szCs w:val="24"/>
+          <w:lang w:val="en-US"/>
+        </w:rPr>
+        <w:lastRenderedPageBreak/>
+        <w:t xml:space="preserve">protein. This makes for a slower retrieval of data, and thus slower training, but allows for much larger amounts of data to be used as it avoids going over the RAM limits of the system. The ‘getitem(index)’ function retrieves this data from the file using python </w:t>
+      </w:r>
+      <w:r>
+        <w:rPr>
+          <w:rFonts w:ascii="Tahoma" w:hAnsi="Tahoma" w:cs="Tahoma"/>
+          <w:sz w:val="24"/>
+          <w:szCs w:val="24"/>
+          <w:lang w:val="en-US"/>
+        </w:rPr>
+        <w:t>linecache</w:t>
+      </w:r>
+      <w:r>
+        <w:rPr>
+          <w:rFonts w:ascii="Tahoma" w:hAnsi="Tahoma" w:cs="Tahoma"/>
+          <w:sz w:val="24"/>
+          <w:szCs w:val="24"/>
+          <w:lang w:val="en-US"/>
+        </w:rPr>
+        <w:t xml:space="preserve"> to retrieve only the lines called for in the index and save on memory. It then takes the encoded format and performs vector math to convert the 8xL residue list into a 32xWxH tensor. </w:t>
+      </w:r>
+      <w:r>
+        <w:rPr>
+          <w:rFonts w:ascii="Tahoma" w:hAnsi="Tahoma" w:cs="Tahoma"/>
+          <w:sz w:val="24"/>
+          <w:szCs w:val="24"/>
+          <w:lang w:val="en-US"/>
+        </w:rPr>
+        <w:t xml:space="preserve">The 32-length vector is a concatenation of the encodings of both residue vectors, as well as their sum and difference. </w:t>
+      </w:r>
+      <w:r>
+        <w:rPr>
+          <w:rFonts w:ascii="Tahoma" w:hAnsi="Tahoma" w:cs="Tahoma"/>
+          <w:sz w:val="24"/>
+          <w:szCs w:val="24"/>
+          <w:lang w:val="en-US"/>
+        </w:rPr>
+        <w:t>It also reads in the coordinate grid as the target, or label, and converts that to a tensor. Returning the residue tensor, target tensor, and length of protein.</w:t>
+      </w:r>
+    </w:p>
+    <w:p>
+      <w:pPr>
+        <w:spacing w:line="360" w:lineRule="auto"/>
+        <w:rPr>
+          <w:rFonts w:ascii="Tahoma" w:hAnsi="Tahoma" w:cs="Tahoma"/>
+          <w:sz w:val="24"/>
+          <w:szCs w:val="24"/>
+          <w:lang w:val="en-US"/>
+        </w:rPr>
+      </w:pPr>
+      <w:r>
+        <w:rPr>
+          <w:rFonts w:ascii="Tahoma" w:hAnsi="Tahoma" w:cs="Tahoma"/>
+          <w:sz w:val="24"/>
+          <w:szCs w:val="24"/>
+          <w:lang w:val="en-US"/>
+        </w:rPr>
+        <w:t>The other dataset, and the one of more interest to the goal of this paper, is the Prot-Trans dataset. T</w:t>
+      </w:r>
+      <w:r>
+        <w:rPr>
+          <w:rFonts w:ascii="Tahoma" w:hAnsi="Tahoma" w:cs="Tahoma"/>
+          <w:sz w:val="24"/>
+          <w:szCs w:val="24"/>
+          <w:lang w:val="en-US"/>
+        </w:rPr>
+        <w:t>he ‘init’</w:t>
+      </w:r>
+      <w:r>
+        <w:rPr>
+          <w:rFonts w:ascii="Tahoma" w:hAnsi="Tahoma" w:cs="Tahoma"/>
+          <w:sz w:val="24"/>
+          <w:szCs w:val="24"/>
+          <w:lang w:val="en-US"/>
+        </w:rPr>
+        <w:t xml:space="preserve"> </w:t>
+      </w:r>
+      <w:r>
+        <w:rPr>
+          <w:rFonts w:ascii="Tahoma" w:hAnsi="Tahoma" w:cs="Tahoma"/>
+          <w:sz w:val="24"/>
+          <w:szCs w:val="24"/>
+          <w:lang w:val="en-US"/>
+        </w:rPr>
+        <w:t xml:space="preserve">function </w:t>
+      </w:r>
+      <w:r>
+        <w:rPr>
+          <w:rFonts w:ascii="Tahoma" w:hAnsi="Tahoma" w:cs="Tahoma"/>
+          <w:sz w:val="24"/>
+          <w:szCs w:val="24"/>
+          <w:lang w:val="en-US"/>
+        </w:rPr>
+        <w:t xml:space="preserve">performs a similar function to the VHSE dataset, reading in data and encoding the residues, and creating the target tensor. However, with this dataset, instead of a simple map to convert each residue into a vector of length eight, it calls the ProtTrans HuggingFace LLM through some methods provided in the ProtTrans encoding Google Colab. This returns a vector of length </w:t>
+      </w:r>
+      <w:r>
+        <w:rPr>
+          <w:rFonts w:ascii="Tahoma" w:hAnsi="Tahoma" w:cs="Tahoma"/>
+          <w:sz w:val="24"/>
+          <w:szCs w:val="24"/>
+          <w:lang w:val="en-US"/>
+        </w:rPr>
+        <w:t xml:space="preserve">1024. </w:t>
+      </w:r>
+      <w:r>
+        <w:rPr>
+          <w:rFonts w:ascii="Tahoma" w:hAnsi="Tahoma" w:cs="Tahoma"/>
+          <w:sz w:val="24"/>
+          <w:szCs w:val="24"/>
+          <w:lang w:val="en-US"/>
+        </w:rPr>
+        <w:t xml:space="preserve">The ‘getitem’ function for this dataset is almost exactly the same, retrieving the residue </w:t>
+      </w:r>
+      <w:r>
+        <w:rPr>
+          <w:rFonts w:ascii="Tahoma" w:hAnsi="Tahoma" w:cs="Tahoma"/>
+          <w:sz w:val="24"/>
+          <w:szCs w:val="24"/>
+          <w:lang w:val="en-US"/>
+        </w:rPr>
+        <w:t>encodings, distances, and length. T</w:t>
+      </w:r>
+      <w:r>
+        <w:rPr>
+          <w:rFonts w:ascii="Tahoma" w:hAnsi="Tahoma" w:cs="Tahoma"/>
+          <w:sz w:val="24"/>
+          <w:szCs w:val="24"/>
+          <w:lang w:val="en-US"/>
+        </w:rPr>
+        <w:t xml:space="preserve">he same operations </w:t>
+      </w:r>
+      <w:r>
+        <w:rPr>
+          <w:rFonts w:ascii="Tahoma" w:hAnsi="Tahoma" w:cs="Tahoma"/>
+          <w:sz w:val="24"/>
+          <w:szCs w:val="24"/>
+          <w:lang w:val="en-US"/>
+        </w:rPr>
+        <w:t xml:space="preserve">are performed </w:t>
+      </w:r>
+      <w:r>
+        <w:rPr>
+          <w:rFonts w:ascii="Tahoma" w:hAnsi="Tahoma" w:cs="Tahoma"/>
+          <w:sz w:val="24"/>
+          <w:szCs w:val="24"/>
+          <w:lang w:val="en-US"/>
+        </w:rPr>
+        <w:t xml:space="preserve">on it as the VHSE encodings, resulting in a </w:t>
+      </w:r>
+      <w:r>
+        <w:rPr>
+          <w:rFonts w:ascii="Tahoma" w:hAnsi="Tahoma" w:cs="Tahoma"/>
+          <w:sz w:val="24"/>
+          <w:szCs w:val="24"/>
+          <w:lang w:val="en-US"/>
+        </w:rPr>
+        <w:t xml:space="preserve">length of 4096. This vector length does have a lot of issues. A vector of this length takes an exorbitant amount of memory space on the HDD, CPU, and GPU, meaning training is far, far slower than the VHSE dataset. </w:t>
+      </w:r>
+    </w:p>
+    <w:p>
+      <w:pPr>
+        <w:spacing w:line="360" w:lineRule="auto"/>
+        <w:rPr>
+          <w:rFonts w:ascii="Tahoma" w:hAnsi="Tahoma" w:cs="Tahoma"/>
+          <w:sz w:val="24"/>
+          <w:szCs w:val="24"/>
+          <w:lang w:val="en-US"/>
+        </w:rPr>
+      </w:pPr>
+    </w:p>
+    <w:p>
+      <w:pPr>
+        <w:spacing w:line="360" w:lineRule="auto"/>
+        <w:rPr>
+          <w:rFonts w:ascii="Tahoma" w:hAnsi="Tahoma" w:cs="Tahoma"/>
+          <w:sz w:val="24"/>
+          <w:szCs w:val="24"/>
+          <w:lang w:val="en-US"/>
+        </w:rPr>
+      </w:pPr>
+      <w:r>
+        <w:rPr>
+          <w:rFonts w:ascii="Tahoma" w:hAnsi="Tahoma" w:cs="Tahoma"/>
+          <w:sz w:val="24"/>
+          <w:szCs w:val="24"/>
+          <w:lang w:val="en-US"/>
+        </w:rPr>
+        <w:t>The next key part of implementation is the neural network the datasets are fed into. For this I chose to use a CNN.</w:t>
       </w:r>
     </w:p>
     <w:p>
@@ -1815,6 +2171,7 @@
   <w:style w:type="character" w:default="1" w:styleId="DefaultParagraphFont">
     <w:name w:val="Default Paragraph Font"/>
     <w:uiPriority w:val="1"/>
+    <w:semiHidden/>
     <w:unhideWhenUsed/>
   </w:style>
   <w:style w:type="table" w:default="1" w:styleId="TableNormal">
@@ -2488,8 +2845,11 @@
   <w:rsids>
     <w:rsidRoot w:val="00930A12"/>
     <w:rsid w:val="00021216"/>
+    <w:rsid w:val="00480B4A"/>
+    <w:rsid w:val="006F4B3C"/>
     <w:rsid w:val="007E717D"/>
     <w:rsid w:val="00930A12"/>
+    <w:rsid w:val="00A44525"/>
   </w:rsids>
   <m:mathPr>
     <m:mathFont m:val="Cambria Math"/>
@@ -2940,10 +3300,6 @@
     <w:semiHidden/>
     <w:unhideWhenUsed/>
   </w:style>
-  <w:style w:type="paragraph" w:customStyle="1" w:styleId="DCB8FB677FA04924868636958461DCF5">
-    <w:name w:val="DCB8FB677FA04924868636958461DCF5"/>
-    <w:rsid w:val="00930A12"/>
-  </w:style>
   <w:style w:type="paragraph" w:customStyle="1" w:styleId="12143E06894C4899A4CB81E84CE6BCF0">
     <w:name w:val="12143E06894C4899A4CB81E84CE6BCF0"/>
     <w:rsid w:val="00930A12"/>
@@ -2956,40 +3312,20 @@
     <w:name w:val="87804D520EAE4848AF64BF6411C204E4"/>
     <w:rsid w:val="00930A12"/>
   </w:style>
-  <w:style w:type="paragraph" w:customStyle="1" w:styleId="ED757FD54BFE460E9C4AB30DD5359DEB">
-    <w:name w:val="ED757FD54BFE460E9C4AB30DD5359DEB"/>
-    <w:rsid w:val="00930A12"/>
-  </w:style>
   <w:style w:type="paragraph" w:customStyle="1" w:styleId="6F6754786F4C49E9B9C10766680B37E3">
     <w:name w:val="6F6754786F4C49E9B9C10766680B37E3"/>
     <w:rsid w:val="00930A12"/>
   </w:style>
-  <w:style w:type="paragraph" w:customStyle="1" w:styleId="F75FD52AF3C74F9D906555A2FA3C5DBC">
-    <w:name w:val="F75FD52AF3C74F9D906555A2FA3C5DBC"/>
-    <w:rsid w:val="00930A12"/>
-  </w:style>
   <w:style w:type="paragraph" w:customStyle="1" w:styleId="FAAB67AA407C45368587EB9A3F544156">
     <w:name w:val="FAAB67AA407C45368587EB9A3F544156"/>
     <w:rsid w:val="00930A12"/>
   </w:style>
-  <w:style w:type="paragraph" w:customStyle="1" w:styleId="023C289E0DA2489CA8D52D868877BB05">
-    <w:name w:val="023C289E0DA2489CA8D52D868877BB05"/>
-    <w:rsid w:val="00930A12"/>
-  </w:style>
   <w:style w:type="paragraph" w:customStyle="1" w:styleId="E5C0AAFEC028498D9204089B9F7EA0E8">
     <w:name w:val="E5C0AAFEC028498D9204089B9F7EA0E8"/>
     <w:rsid w:val="00930A12"/>
   </w:style>
-  <w:style w:type="paragraph" w:customStyle="1" w:styleId="7BC034E4E0BC46688AC66E2C466189C8">
-    <w:name w:val="7BC034E4E0BC46688AC66E2C466189C8"/>
-    <w:rsid w:val="00930A12"/>
-  </w:style>
   <w:style w:type="paragraph" w:customStyle="1" w:styleId="59AB959962534757A18087663D485331">
     <w:name w:val="59AB959962534757A18087663D485331"/>
-    <w:rsid w:val="00930A12"/>
-  </w:style>
-  <w:style w:type="paragraph" w:customStyle="1" w:styleId="07E6850A516547B5B72FD224CEA359D8">
-    <w:name w:val="07E6850A516547B5B72FD224CEA359D8"/>
     <w:rsid w:val="00930A12"/>
   </w:style>
 </w:styles>
